--- a/0-开发工具/3-软件编程工具/vscode/VScode设置.docx
+++ b/0-开发工具/3-软件编程工具/vscode/VScode设置.docx
@@ -3,6 +3,175 @@
 <w:document xmlns:wpc="http://schemas.microsoft.com/office/word/2010/wordprocessingCanvas" xmlns:cx="http://schemas.microsoft.com/office/drawing/2014/chartex" xmlns:cx1="http://schemas.microsoft.com/office/drawing/2015/9/8/chartex" xmlns:cx2="http://schemas.microsoft.com/office/drawing/2015/10/21/chartex" xmlns:cx3="http://schemas.microsoft.com/office/drawing/2016/5/9/chartex" xmlns:cx4="http://schemas.microsoft.com/office/drawing/2016/5/10/chartex" xmlns:cx5="http://schemas.microsoft.com/office/drawing/2016/5/11/chartex" xmlns:cx6="http://schemas.microsoft.com/office/drawing/2016/5/12/chartex" xmlns:cx7="http://schemas.microsoft.com/office/drawing/2016/5/13/chartex" xmlns:cx8="http://schemas.microsoft.com/office/drawing/2016/5/14/chartex" xmlns:mc="http://schemas.openxmlformats.org/markup-compatibility/2006" xmlns:aink="http://schemas.microsoft.com/office/drawing/2016/ink" xmlns:am3d="http://schemas.microsoft.com/office/drawing/2017/model3d" xmlns:o="urn:schemas-microsoft-com:office:office" xmlns:oel="http://schemas.microsoft.com/office/2019/extlst" xmlns:r="http://schemas.openxmlformats.org/officeDocument/2006/relationships" xmlns:m="http://schemas.openxmlformats.org/officeDocument/2006/math" xmlns:v="urn:schemas-microsoft-com:vml" xmlns:wp14="http://schemas.microsoft.com/office/word/2010/wordprocessingDrawing" xmlns:wp="http://schemas.openxmlformats.org/drawingml/2006/wordprocessingDrawing" xmlns:w10="urn:schemas-microsoft-com:office:word" xmlns:w="http://schemas.openxmlformats.org/wordprocessingml/2006/main" xmlns:w14="http://schemas.microsoft.com/office/word/2010/wordml" xmlns:w15="http://schemas.microsoft.com/office/word/2012/wordml" xmlns:w16cex="http://schemas.microsoft.com/office/word/2018/wordml/cex" xmlns:w16cid="http://schemas.microsoft.com/office/word/2016/wordml/cid" xmlns:w16="http://schemas.microsoft.com/office/word/2018/wordml" xmlns:w16du="http://schemas.microsoft.com/office/word/2023/wordml/word16du" xmlns:w16sdtdh="http://schemas.microsoft.com/office/word/2020/wordml/sdtdatahash" xmlns:w16sdtfl="http://schemas.microsoft.com/office/word/2024/wordml/sdtformatlock" xmlns:w16se="http://schemas.microsoft.com/office/word/2015/wordml/symex" xmlns:wpg="http://schemas.microsoft.com/office/word/2010/wordprocessingGroup" xmlns:wpi="http://schemas.microsoft.com/office/word/2010/wordprocessingInk" xmlns:wne="http://schemas.microsoft.com/office/word/2006/wordml" xmlns:wps="http://schemas.microsoft.com/office/word/2010/wordprocessingShape" mc:Ignorable="w14 w15 w16se w16cid w16 w16cex w16sdtdh w16sdtfl w16du wp14">
   <w:body>
     <w:p>
+      <w:pPr>
+        <w:rPr>
+          <w:rFonts w:hint="eastAsia"/>
+        </w:rPr>
+      </w:pPr>
+    </w:p>
+    <w:p>
+      <w:pPr>
+        <w:pStyle w:val="2"/>
+        <w:rPr>
+          <w:rFonts w:hint="eastAsia"/>
+        </w:rPr>
+      </w:pPr>
+      <w:r>
+        <w:rPr>
+          <w:rFonts w:hint="eastAsia"/>
+        </w:rPr>
+        <w:t>常用快捷键</w:t>
+      </w:r>
+    </w:p>
+    <w:p>
+      <w:pPr>
+        <w:rPr>
+          <w:rFonts w:hint="eastAsia"/>
+        </w:rPr>
+      </w:pPr>
+      <w:r>
+        <w:tab/>
+      </w:r>
+      <w:proofErr w:type="spellStart"/>
+      <w:r>
+        <w:t>Alt+Shift+F</w:t>
+      </w:r>
+      <w:proofErr w:type="spellEnd"/>
+      <w:r>
+        <w:t xml:space="preserve">   </w:t>
+      </w:r>
+      <w:r>
+        <w:tab/>
+        <w:t>格式化html代码（</w:t>
+      </w:r>
+      <w:proofErr w:type="spellStart"/>
+      <w:r>
+        <w:t>js</w:t>
+      </w:r>
+      <w:proofErr w:type="spellEnd"/>
+      <w:r>
+        <w:t>-</w:t>
+      </w:r>
+      <w:proofErr w:type="spellStart"/>
+      <w:r>
+        <w:t>css</w:t>
+      </w:r>
+      <w:proofErr w:type="spellEnd"/>
+      <w:r>
+        <w:t>-html formatter）</w:t>
+      </w:r>
+    </w:p>
+    <w:p>
+      <w:pPr>
+        <w:rPr>
+          <w:rFonts w:hint="eastAsia"/>
+        </w:rPr>
+      </w:pPr>
+      <w:r>
+        <w:tab/>
+      </w:r>
+      <w:proofErr w:type="spellStart"/>
+      <w:r>
+        <w:t>Ctrl+j</w:t>
+      </w:r>
+      <w:proofErr w:type="spellEnd"/>
+      <w:r>
+        <w:tab/>
+      </w:r>
+      <w:r>
+        <w:tab/>
+      </w:r>
+      <w:r>
+        <w:tab/>
+      </w:r>
+      <w:r>
+        <w:rPr>
+          <w:rFonts w:hint="eastAsia"/>
+        </w:rPr>
+        <w:t>打开</w:t>
+      </w:r>
+      <w:r>
+        <w:rPr>
+          <w:rFonts w:hint="eastAsia"/>
+        </w:rPr>
+        <w:t>终端</w:t>
+      </w:r>
+    </w:p>
+    <w:p>
+      <w:pPr>
+        <w:rPr>
+          <w:rFonts w:hint="eastAsia"/>
+        </w:rPr>
+      </w:pPr>
+      <w:r>
+        <w:tab/>
+      </w:r>
+      <w:r>
+        <w:rPr>
+          <w:rFonts w:hint="eastAsia"/>
+        </w:rPr>
+        <w:t>F</w:t>
+      </w:r>
+      <w:r>
+        <w:t>5</w:t>
+      </w:r>
+      <w:r>
+        <w:tab/>
+      </w:r>
+      <w:r>
+        <w:tab/>
+      </w:r>
+      <w:r>
+        <w:tab/>
+      </w:r>
+      <w:r>
+        <w:tab/>
+      </w:r>
+      <w:r>
+        <w:rPr>
+          <w:rFonts w:hint="eastAsia"/>
+        </w:rPr>
+        <w:t>断点快捷键</w:t>
+      </w:r>
+    </w:p>
+    <w:p>
+      <w:pPr>
+        <w:rPr>
+          <w:rFonts w:hint="eastAsia"/>
+        </w:rPr>
+      </w:pPr>
+      <w:r>
+        <w:t xml:space="preserve">    </w:t>
+      </w:r>
+      <w:proofErr w:type="spellStart"/>
+      <w:r>
+        <w:t>Ctrl+I</w:t>
+      </w:r>
+      <w:proofErr w:type="spellEnd"/>
+      <w:r>
+        <w:tab/>
+      </w:r>
+      <w:r>
+        <w:tab/>
+      </w:r>
+      <w:r>
+        <w:tab/>
+      </w:r>
+      <w:r>
+        <w:rPr>
+          <w:rFonts w:hint="eastAsia"/>
+        </w:rPr>
+        <w:t>生成代码</w:t>
+      </w:r>
+    </w:p>
+    <w:p>
+      <w:pPr>
+        <w:ind w:firstLineChars="200" w:firstLine="420"/>
+        <w:rPr>
+          <w:rFonts w:hint="eastAsia"/>
+        </w:rPr>
+      </w:pPr>
+      <w:proofErr w:type="spellStart"/>
       <w:r>
         <w:t>C</w:t>
       </w:r>
@@ -10,15 +179,2064 @@
         <w:rPr>
           <w:rFonts w:hint="eastAsia"/>
         </w:rPr>
-        <w:t>trl+shift +p</w:t>
-      </w:r>
+        <w:t>trl+shift</w:t>
+      </w:r>
+      <w:proofErr w:type="spellEnd"/>
+      <w:r>
+        <w:rPr>
+          <w:rFonts w:hint="eastAsia"/>
+        </w:rPr>
+        <w:t xml:space="preserve"> +p     配置菜单</w:t>
+      </w:r>
+    </w:p>
+    <w:p>
+      <w:pPr>
+        <w:ind w:firstLineChars="200" w:firstLine="420"/>
+        <w:rPr>
+          <w:rFonts w:hint="eastAsia"/>
+        </w:rPr>
+      </w:pPr>
+      <w:r>
+        <w:rPr>
+          <w:rFonts w:hint="eastAsia"/>
+        </w:rPr>
+        <w:t>Ctrl+,</w:t>
+      </w:r>
+      <w:r>
+        <w:tab/>
+      </w:r>
+      <w:r>
+        <w:tab/>
+      </w:r>
+      <w:r>
+        <w:tab/>
+      </w:r>
+      <w:r>
+        <w:rPr>
+          <w:rFonts w:hint="eastAsia"/>
+        </w:rPr>
+        <w:t>设置界面</w:t>
+      </w:r>
+    </w:p>
+    <w:p>
+      <w:pPr>
+        <w:ind w:firstLineChars="200" w:firstLine="420"/>
+        <w:rPr>
+          <w:rFonts w:hint="eastAsia"/>
+        </w:rPr>
+      </w:pPr>
+    </w:p>
+    <w:p>
+      <w:pPr>
+        <w:ind w:firstLineChars="200" w:firstLine="420"/>
+        <w:rPr>
+          <w:rFonts w:hint="eastAsia"/>
+        </w:rPr>
+      </w:pPr>
+    </w:p>
+    <w:p>
+      <w:pPr>
+        <w:ind w:firstLineChars="200" w:firstLine="420"/>
+        <w:rPr>
+          <w:rFonts w:hint="eastAsia"/>
+        </w:rPr>
+      </w:pPr>
+    </w:p>
+    <w:p>
+      <w:pPr>
+        <w:pStyle w:val="2"/>
+        <w:rPr>
+          <w:rFonts w:hint="eastAsia"/>
+        </w:rPr>
+      </w:pPr>
+      <w:r>
+        <w:rPr>
+          <w:rFonts w:hint="eastAsia"/>
+        </w:rPr>
+        <w:t>基础设置</w:t>
+      </w:r>
+    </w:p>
+    <w:p>
+      <w:pPr>
+        <w:pStyle w:val="3"/>
+        <w:rPr>
+          <w:rFonts w:hint="eastAsia"/>
+        </w:rPr>
+      </w:pPr>
+      <w:r>
+        <w:rPr>
+          <w:rFonts w:hint="eastAsia"/>
+        </w:rPr>
+        <w:t>1.</w:t>
+      </w:r>
+      <w:r>
+        <w:rPr>
+          <w:rFonts w:hint="eastAsia"/>
+        </w:rPr>
+        <w:t>括号高亮</w:t>
+      </w:r>
+    </w:p>
+    <w:p>
+      <w:pPr>
+        <w:numPr>
+          <w:ilvl w:val="0"/>
+          <w:numId w:val="3"/>
+        </w:numPr>
+        <w:ind w:firstLineChars="200" w:firstLine="420"/>
+        <w:rPr>
+          <w:rFonts w:hint="eastAsia"/>
+        </w:rPr>
+      </w:pPr>
+      <w:r>
+        <w:t xml:space="preserve">打开 </w:t>
+      </w:r>
+      <w:proofErr w:type="spellStart"/>
+      <w:r>
+        <w:t>VSCode</w:t>
+      </w:r>
+      <w:proofErr w:type="spellEnd"/>
+      <w:r>
+        <w:t xml:space="preserve"> 的设置界面。</w:t>
+      </w:r>
+    </w:p>
+    <w:p>
+      <w:pPr>
+        <w:numPr>
+          <w:ilvl w:val="0"/>
+          <w:numId w:val="3"/>
+        </w:numPr>
+        <w:ind w:firstLineChars="200" w:firstLine="420"/>
+        <w:rPr>
+          <w:rFonts w:hint="eastAsia"/>
+        </w:rPr>
+      </w:pPr>
+      <w:r>
+        <w:t>在搜索栏中输入 @id:editor.bracketPairColorization.enabled 和 @id:editor.guides.bracketPairs。</w:t>
+      </w:r>
+    </w:p>
+    <w:p>
+      <w:pPr>
+        <w:numPr>
+          <w:ilvl w:val="0"/>
+          <w:numId w:val="3"/>
+        </w:numPr>
+        <w:ind w:firstLineChars="200" w:firstLine="420"/>
+        <w:rPr>
+          <w:rFonts w:hint="eastAsia"/>
+        </w:rPr>
+      </w:pPr>
+      <w:r>
+        <w:t>勾选 </w:t>
+      </w:r>
+      <w:r>
+        <w:rPr>
+          <w:b/>
+          <w:bCs/>
+        </w:rPr>
+        <w:t>“控制是否启用括号对着色”</w:t>
+      </w:r>
+      <w:r>
+        <w:t> 和 </w:t>
+      </w:r>
+      <w:r>
+        <w:rPr>
+          <w:b/>
+          <w:bCs/>
+        </w:rPr>
+        <w:t>“控制是否启用括号对指南”</w:t>
+      </w:r>
+      <w:r>
+        <w:t>，并将其设置为 true 或 active。</w:t>
+      </w:r>
+    </w:p>
+    <w:p>
+      <w:pPr>
+        <w:ind w:firstLineChars="200" w:firstLine="420"/>
+        <w:rPr>
+          <w:rFonts w:hint="eastAsia"/>
+        </w:rPr>
+      </w:pPr>
     </w:p>
     <w:p/>
+    <w:p/>
     <w:p>
       <w:pPr>
         <w:pStyle w:val="2"/>
-      </w:pPr>
-      <w:r>
+        <w:rPr>
+          <w:rFonts w:hint="eastAsia"/>
+        </w:rPr>
+      </w:pPr>
+      <w:r>
+        <w:t>代码高亮</w:t>
+      </w:r>
+      <w:r>
+        <w:rPr>
+          <w:rFonts w:hint="eastAsia"/>
+        </w:rPr>
+        <w:t>设置</w:t>
+      </w:r>
+    </w:p>
+    <w:p>
+      <w:r>
+        <w:rPr>
+          <w:noProof/>
+        </w:rPr>
+        <w:drawing>
+          <wp:inline distT="0" distB="0" distL="0" distR="0" wp14:anchorId="4FD5A91A" wp14:editId="52C52795">
+            <wp:extent cx="3704139" cy="1308090"/>
+            <wp:effectExtent l="0" t="0" r="0" b="6985"/>
+            <wp:docPr id="926048015" name="图片 1"/>
+            <wp:cNvGraphicFramePr>
+              <a:graphicFrameLocks xmlns:a="http://schemas.openxmlformats.org/drawingml/2006/main" noChangeAspect="1"/>
+            </wp:cNvGraphicFramePr>
+            <a:graphic xmlns:a="http://schemas.openxmlformats.org/drawingml/2006/main">
+              <a:graphicData uri="http://schemas.openxmlformats.org/drawingml/2006/picture">
+                <pic:pic xmlns:pic="http://schemas.openxmlformats.org/drawingml/2006/picture">
+                  <pic:nvPicPr>
+                    <pic:cNvPr id="926048015" name=""/>
+                    <pic:cNvPicPr/>
+                  </pic:nvPicPr>
+                  <pic:blipFill>
+                    <a:blip r:embed="rId7"/>
+                    <a:stretch>
+                      <a:fillRect/>
+                    </a:stretch>
+                  </pic:blipFill>
+                  <pic:spPr>
+                    <a:xfrm>
+                      <a:off x="0" y="0"/>
+                      <a:ext cx="3704139" cy="1308090"/>
+                    </a:xfrm>
+                    <a:prstGeom prst="rect">
+                      <a:avLst/>
+                    </a:prstGeom>
+                  </pic:spPr>
+                </pic:pic>
+              </a:graphicData>
+            </a:graphic>
+          </wp:inline>
+        </w:drawing>
+      </w:r>
+    </w:p>
+    <w:p>
+      <w:r>
+        <w:rPr>
+          <w:noProof/>
+        </w:rPr>
+        <w:lastRenderedPageBreak/>
+        <w:drawing>
+          <wp:inline distT="0" distB="0" distL="0" distR="0" wp14:anchorId="2B4F21C7" wp14:editId="5F685087">
+            <wp:extent cx="5274310" cy="4151630"/>
+            <wp:effectExtent l="0" t="0" r="2540" b="1270"/>
+            <wp:docPr id="1320443416" name="图片 1"/>
+            <wp:cNvGraphicFramePr>
+              <a:graphicFrameLocks xmlns:a="http://schemas.openxmlformats.org/drawingml/2006/main" noChangeAspect="1"/>
+            </wp:cNvGraphicFramePr>
+            <a:graphic xmlns:a="http://schemas.openxmlformats.org/drawingml/2006/main">
+              <a:graphicData uri="http://schemas.openxmlformats.org/drawingml/2006/picture">
+                <pic:pic xmlns:pic="http://schemas.openxmlformats.org/drawingml/2006/picture">
+                  <pic:nvPicPr>
+                    <pic:cNvPr id="1320443416" name=""/>
+                    <pic:cNvPicPr/>
+                  </pic:nvPicPr>
+                  <pic:blipFill>
+                    <a:blip r:embed="rId8"/>
+                    <a:stretch>
+                      <a:fillRect/>
+                    </a:stretch>
+                  </pic:blipFill>
+                  <pic:spPr>
+                    <a:xfrm>
+                      <a:off x="0" y="0"/>
+                      <a:ext cx="5274310" cy="4151630"/>
+                    </a:xfrm>
+                    <a:prstGeom prst="rect">
+                      <a:avLst/>
+                    </a:prstGeom>
+                  </pic:spPr>
+                </pic:pic>
+              </a:graphicData>
+            </a:graphic>
+          </wp:inline>
+        </w:drawing>
+      </w:r>
+    </w:p>
+    <w:p>
+      <w:pPr>
+        <w:rPr>
+          <w:rFonts w:hint="eastAsia"/>
+        </w:rPr>
+      </w:pPr>
+    </w:p>
+    <w:p>
+      <w:pPr>
+        <w:rPr>
+          <w:rFonts w:hint="eastAsia"/>
+        </w:rPr>
+      </w:pPr>
+      <w:r>
+        <w:rPr>
+          <w:rFonts w:hint="eastAsia"/>
+        </w:rPr>
+        <w:t>{</w:t>
+      </w:r>
+    </w:p>
+    <w:p>
+      <w:pPr>
+        <w:rPr>
+          <w:rFonts w:hint="eastAsia"/>
+        </w:rPr>
+      </w:pPr>
+      <w:r>
+        <w:rPr>
+          <w:rFonts w:hint="eastAsia"/>
+        </w:rPr>
+        <w:t xml:space="preserve">  "</w:t>
+      </w:r>
+      <w:proofErr w:type="spellStart"/>
+      <w:proofErr w:type="gramStart"/>
+      <w:r>
+        <w:rPr>
+          <w:rFonts w:hint="eastAsia"/>
+        </w:rPr>
+        <w:t>editor.selectionHighlight</w:t>
+      </w:r>
+      <w:proofErr w:type="spellEnd"/>
+      <w:proofErr w:type="gramEnd"/>
+      <w:r>
+        <w:rPr>
+          <w:rFonts w:hint="eastAsia"/>
+        </w:rPr>
+        <w:t>": true,</w:t>
+      </w:r>
+    </w:p>
+    <w:p>
+      <w:pPr>
+        <w:rPr>
+          <w:rFonts w:hint="eastAsia"/>
+        </w:rPr>
+      </w:pPr>
+      <w:r>
+        <w:rPr>
+          <w:rFonts w:hint="eastAsia"/>
+        </w:rPr>
+        <w:t xml:space="preserve">  // 修复这里：使用字符串 </w:t>
+      </w:r>
+      <w:proofErr w:type="spellStart"/>
+      <w:r>
+        <w:rPr>
+          <w:rFonts w:hint="eastAsia"/>
+        </w:rPr>
+        <w:t>singleFile</w:t>
+      </w:r>
+      <w:proofErr w:type="spellEnd"/>
+    </w:p>
+    <w:p>
+      <w:pPr>
+        <w:rPr>
+          <w:rFonts w:hint="eastAsia"/>
+        </w:rPr>
+      </w:pPr>
+      <w:r>
+        <w:rPr>
+          <w:rFonts w:hint="eastAsia"/>
+        </w:rPr>
+        <w:t xml:space="preserve">  "</w:t>
+      </w:r>
+      <w:proofErr w:type="spellStart"/>
+      <w:proofErr w:type="gramStart"/>
+      <w:r>
+        <w:rPr>
+          <w:rFonts w:hint="eastAsia"/>
+        </w:rPr>
+        <w:t>editor.occurrencesHighlight</w:t>
+      </w:r>
+      <w:proofErr w:type="spellEnd"/>
+      <w:proofErr w:type="gramEnd"/>
+      <w:r>
+        <w:rPr>
+          <w:rFonts w:hint="eastAsia"/>
+        </w:rPr>
+        <w:t>": "</w:t>
+      </w:r>
+      <w:proofErr w:type="spellStart"/>
+      <w:r>
+        <w:rPr>
+          <w:rFonts w:hint="eastAsia"/>
+        </w:rPr>
+        <w:t>singleFile</w:t>
+      </w:r>
+      <w:proofErr w:type="spellEnd"/>
+      <w:r>
+        <w:rPr>
+          <w:rFonts w:hint="eastAsia"/>
+        </w:rPr>
+        <w:t>",</w:t>
+      </w:r>
+    </w:p>
+    <w:p>
+      <w:pPr>
+        <w:rPr>
+          <w:rFonts w:hint="eastAsia"/>
+        </w:rPr>
+      </w:pPr>
+      <w:r>
+        <w:rPr>
+          <w:rFonts w:hint="eastAsia"/>
+        </w:rPr>
+        <w:t xml:space="preserve">  "</w:t>
+      </w:r>
+      <w:proofErr w:type="spellStart"/>
+      <w:proofErr w:type="gramStart"/>
+      <w:r>
+        <w:rPr>
+          <w:rFonts w:hint="eastAsia"/>
+        </w:rPr>
+        <w:t>workbench.colorCustomizations</w:t>
+      </w:r>
+      <w:proofErr w:type="spellEnd"/>
+      <w:proofErr w:type="gramEnd"/>
+      <w:r>
+        <w:rPr>
+          <w:rFonts w:hint="eastAsia"/>
+        </w:rPr>
+        <w:t>": {</w:t>
+      </w:r>
+    </w:p>
+    <w:p>
+      <w:pPr>
+        <w:rPr>
+          <w:rFonts w:hint="eastAsia"/>
+        </w:rPr>
+      </w:pPr>
+      <w:r>
+        <w:rPr>
+          <w:rFonts w:hint="eastAsia"/>
+        </w:rPr>
+        <w:t xml:space="preserve">    // 1. </w:t>
+      </w:r>
+      <w:proofErr w:type="gramStart"/>
+      <w:r>
+        <w:rPr>
+          <w:rFonts w:hint="eastAsia"/>
+        </w:rPr>
+        <w:t>鼠标拖选的</w:t>
+      </w:r>
+      <w:proofErr w:type="gramEnd"/>
+      <w:r>
+        <w:rPr>
+          <w:rFonts w:hint="eastAsia"/>
+        </w:rPr>
+        <w:t>选中块背景色</w:t>
+      </w:r>
+    </w:p>
+    <w:p>
+      <w:pPr>
+        <w:rPr>
+          <w:rFonts w:hint="eastAsia"/>
+        </w:rPr>
+      </w:pPr>
+      <w:r>
+        <w:rPr>
+          <w:rFonts w:hint="eastAsia"/>
+        </w:rPr>
+        <w:t xml:space="preserve">    "</w:t>
+      </w:r>
+      <w:proofErr w:type="spellStart"/>
+      <w:proofErr w:type="gramStart"/>
+      <w:r>
+        <w:rPr>
+          <w:rFonts w:hint="eastAsia"/>
+        </w:rPr>
+        <w:t>editor.selectionBackground</w:t>
+      </w:r>
+      <w:proofErr w:type="spellEnd"/>
+      <w:proofErr w:type="gramEnd"/>
+      <w:r>
+        <w:rPr>
+          <w:rFonts w:hint="eastAsia"/>
+        </w:rPr>
+        <w:t>": "#264f78",</w:t>
+      </w:r>
+    </w:p>
+    <w:p>
+      <w:pPr>
+        <w:rPr>
+          <w:rFonts w:hint="eastAsia"/>
+        </w:rPr>
+      </w:pPr>
+      <w:r>
+        <w:rPr>
+          <w:rFonts w:hint="eastAsia"/>
+        </w:rPr>
+        <w:t xml:space="preserve">    // 2. 选中单词后，其他相同单词的高亮背景</w:t>
+      </w:r>
+    </w:p>
+    <w:p>
+      <w:pPr>
+        <w:rPr>
+          <w:rFonts w:hint="eastAsia"/>
+        </w:rPr>
+      </w:pPr>
+      <w:r>
+        <w:rPr>
+          <w:rFonts w:hint="eastAsia"/>
+        </w:rPr>
+        <w:t xml:space="preserve">    "</w:t>
+      </w:r>
+      <w:proofErr w:type="spellStart"/>
+      <w:proofErr w:type="gramStart"/>
+      <w:r>
+        <w:rPr>
+          <w:rFonts w:hint="eastAsia"/>
+        </w:rPr>
+        <w:t>editor.selectionHighlightBackground</w:t>
+      </w:r>
+      <w:proofErr w:type="spellEnd"/>
+      <w:proofErr w:type="gramEnd"/>
+      <w:r>
+        <w:rPr>
+          <w:rFonts w:hint="eastAsia"/>
+        </w:rPr>
+        <w:t>": "#1d476080",</w:t>
+      </w:r>
+    </w:p>
+    <w:p>
+      <w:pPr>
+        <w:rPr>
+          <w:rFonts w:hint="eastAsia"/>
+        </w:rPr>
+      </w:pPr>
+      <w:r>
+        <w:rPr>
+          <w:rFonts w:hint="eastAsia"/>
+        </w:rPr>
+        <w:t xml:space="preserve">    // 3. 悬浮/光标定位变量时，同名变量高亮</w:t>
+      </w:r>
+    </w:p>
+    <w:p>
+      <w:pPr>
+        <w:rPr>
+          <w:rFonts w:hint="eastAsia"/>
+        </w:rPr>
+      </w:pPr>
+      <w:r>
+        <w:rPr>
+          <w:rFonts w:hint="eastAsia"/>
+        </w:rPr>
+        <w:t xml:space="preserve">    "</w:t>
+      </w:r>
+      <w:proofErr w:type="spellStart"/>
+      <w:proofErr w:type="gramStart"/>
+      <w:r>
+        <w:rPr>
+          <w:rFonts w:hint="eastAsia"/>
+        </w:rPr>
+        <w:t>editor.wordHighlightBackground</w:t>
+      </w:r>
+      <w:proofErr w:type="spellEnd"/>
+      <w:proofErr w:type="gramEnd"/>
+      <w:r>
+        <w:rPr>
+          <w:rFonts w:hint="eastAsia"/>
+        </w:rPr>
+        <w:t>": "#1a436370"</w:t>
+      </w:r>
+    </w:p>
+    <w:p>
+      <w:pPr>
+        <w:rPr>
+          <w:rFonts w:hint="eastAsia"/>
+        </w:rPr>
+      </w:pPr>
+      <w:r>
+        <w:rPr>
+          <w:rFonts w:hint="eastAsia"/>
+        </w:rPr>
+        <w:t xml:space="preserve">  }</w:t>
+      </w:r>
+    </w:p>
+    <w:p>
+      <w:pPr>
+        <w:rPr>
+          <w:rFonts w:hint="eastAsia"/>
+        </w:rPr>
+      </w:pPr>
+      <w:r>
+        <w:rPr>
+          <w:rFonts w:hint="eastAsia"/>
+        </w:rPr>
+        <w:t>}</w:t>
+      </w:r>
+    </w:p>
+    <w:p/>
+    <w:p>
+      <w:pPr>
+        <w:rPr>
+          <w:rFonts w:hint="eastAsia"/>
+        </w:rPr>
+      </w:pPr>
+    </w:p>
+    <w:p>
+      <w:pPr>
+        <w:pStyle w:val="3"/>
+        <w:rPr>
+          <w:rFonts w:hint="eastAsia"/>
+        </w:rPr>
+      </w:pPr>
+      <w:r>
+        <w:rPr>
+          <w:rFonts w:hint="eastAsia"/>
+        </w:rPr>
+        <w:lastRenderedPageBreak/>
+        <w:t>2.</w:t>
+      </w:r>
+      <w:r>
+        <w:rPr>
+          <w:rFonts w:hint="eastAsia"/>
+        </w:rPr>
+        <w:t>自动保存</w:t>
+      </w:r>
+    </w:p>
+    <w:p>
+      <w:pPr>
+        <w:rPr>
+          <w:rFonts w:hint="eastAsia"/>
+        </w:rPr>
+      </w:pPr>
+      <w:r>
+        <w:rPr>
+          <w:noProof/>
+        </w:rPr>
+        <w:drawing>
+          <wp:inline distT="0" distB="0" distL="0" distR="0" wp14:anchorId="1EB18445" wp14:editId="1B2C00CB">
+            <wp:extent cx="5274310" cy="1584960"/>
+            <wp:effectExtent l="0" t="0" r="2540" b="0"/>
+            <wp:docPr id="518859286" name="图片 1"/>
+            <wp:cNvGraphicFramePr>
+              <a:graphicFrameLocks xmlns:a="http://schemas.openxmlformats.org/drawingml/2006/main" noChangeAspect="1"/>
+            </wp:cNvGraphicFramePr>
+            <a:graphic xmlns:a="http://schemas.openxmlformats.org/drawingml/2006/main">
+              <a:graphicData uri="http://schemas.openxmlformats.org/drawingml/2006/picture">
+                <pic:pic xmlns:pic="http://schemas.openxmlformats.org/drawingml/2006/picture">
+                  <pic:nvPicPr>
+                    <pic:cNvPr id="518859286" name=""/>
+                    <pic:cNvPicPr/>
+                  </pic:nvPicPr>
+                  <pic:blipFill>
+                    <a:blip r:embed="rId9"/>
+                    <a:stretch>
+                      <a:fillRect/>
+                    </a:stretch>
+                  </pic:blipFill>
+                  <pic:spPr>
+                    <a:xfrm>
+                      <a:off x="0" y="0"/>
+                      <a:ext cx="5274310" cy="1584960"/>
+                    </a:xfrm>
+                    <a:prstGeom prst="rect">
+                      <a:avLst/>
+                    </a:prstGeom>
+                  </pic:spPr>
+                </pic:pic>
+              </a:graphicData>
+            </a:graphic>
+          </wp:inline>
+        </w:drawing>
+      </w:r>
+    </w:p>
+    <w:p>
+      <w:pPr>
+        <w:rPr>
+          <w:rFonts w:hint="eastAsia"/>
+        </w:rPr>
+      </w:pPr>
+    </w:p>
+    <w:p>
+      <w:pPr>
+        <w:rPr>
+          <w:rFonts w:hint="eastAsia"/>
+        </w:rPr>
+      </w:pPr>
+    </w:p>
+    <w:p>
+      <w:pPr>
+        <w:pStyle w:val="3"/>
+        <w:rPr>
+          <w:rFonts w:hint="eastAsia"/>
+        </w:rPr>
+      </w:pPr>
+      <w:r>
+        <w:rPr>
+          <w:rFonts w:hint="eastAsia"/>
+        </w:rPr>
+        <w:t>3.</w:t>
+      </w:r>
+      <w:r>
+        <w:rPr>
+          <w:rFonts w:hint="eastAsia"/>
+        </w:rPr>
+        <w:t>终端设置</w:t>
+      </w:r>
+      <w:r>
+        <w:rPr>
+          <w:rFonts w:hint="eastAsia"/>
+        </w:rPr>
+        <w:t>管理员</w:t>
+      </w:r>
+    </w:p>
+    <w:p>
+      <w:pPr>
+        <w:rPr>
+          <w:rFonts w:hint="eastAsia"/>
+        </w:rPr>
+      </w:pPr>
+      <w:r>
+        <w:t>Set-</w:t>
+      </w:r>
+      <w:proofErr w:type="spellStart"/>
+      <w:r>
+        <w:t>ExecutionPolicy</w:t>
+      </w:r>
+      <w:proofErr w:type="spellEnd"/>
+      <w:r>
+        <w:t xml:space="preserve"> </w:t>
+      </w:r>
+      <w:proofErr w:type="spellStart"/>
+      <w:r>
+        <w:t>RemoteSigned</w:t>
+      </w:r>
+      <w:proofErr w:type="spellEnd"/>
+      <w:r>
+        <w:t xml:space="preserve"> -Scope </w:t>
+      </w:r>
+      <w:proofErr w:type="spellStart"/>
+      <w:r>
+        <w:t>CurrentUser</w:t>
+      </w:r>
+      <w:proofErr w:type="spellEnd"/>
+      <w:r>
+        <w:t xml:space="preserve"> -Force</w:t>
+      </w:r>
+    </w:p>
+    <w:p>
+      <w:pPr>
+        <w:rPr>
+          <w:rFonts w:hint="eastAsia"/>
+        </w:rPr>
+      </w:pPr>
+      <w:r>
+        <w:rPr>
+          <w:noProof/>
+        </w:rPr>
+        <w:drawing>
+          <wp:inline distT="0" distB="0" distL="0" distR="0" wp14:anchorId="58A2C087" wp14:editId="76C0DAB9">
+            <wp:extent cx="5274310" cy="742950"/>
+            <wp:effectExtent l="0" t="0" r="2540" b="0"/>
+            <wp:docPr id="751830419" name="图片 1"/>
+            <wp:cNvGraphicFramePr>
+              <a:graphicFrameLocks xmlns:a="http://schemas.openxmlformats.org/drawingml/2006/main" noChangeAspect="1"/>
+            </wp:cNvGraphicFramePr>
+            <a:graphic xmlns:a="http://schemas.openxmlformats.org/drawingml/2006/main">
+              <a:graphicData uri="http://schemas.openxmlformats.org/drawingml/2006/picture">
+                <pic:pic xmlns:pic="http://schemas.openxmlformats.org/drawingml/2006/picture">
+                  <pic:nvPicPr>
+                    <pic:cNvPr id="751830419" name=""/>
+                    <pic:cNvPicPr/>
+                  </pic:nvPicPr>
+                  <pic:blipFill>
+                    <a:blip r:embed="rId10"/>
+                    <a:stretch>
+                      <a:fillRect/>
+                    </a:stretch>
+                  </pic:blipFill>
+                  <pic:spPr>
+                    <a:xfrm>
+                      <a:off x="0" y="0"/>
+                      <a:ext cx="5274310" cy="742950"/>
+                    </a:xfrm>
+                    <a:prstGeom prst="rect">
+                      <a:avLst/>
+                    </a:prstGeom>
+                  </pic:spPr>
+                </pic:pic>
+              </a:graphicData>
+            </a:graphic>
+          </wp:inline>
+        </w:drawing>
+      </w:r>
+    </w:p>
+    <w:p>
+      <w:pPr>
+        <w:rPr>
+          <w:rFonts w:hint="eastAsia"/>
+        </w:rPr>
+      </w:pPr>
+    </w:p>
+    <w:p>
+      <w:pPr>
+        <w:rPr>
+          <w:rFonts w:hint="eastAsia"/>
+        </w:rPr>
+      </w:pPr>
+    </w:p>
+    <w:p>
+      <w:pPr>
+        <w:pStyle w:val="3"/>
+        <w:rPr>
+          <w:rFonts w:hint="eastAsia"/>
+        </w:rPr>
+      </w:pPr>
+      <w:r>
+        <w:rPr>
+          <w:rFonts w:hint="eastAsia"/>
+        </w:rPr>
+        <w:t>4. 代码片段设置【重要】</w:t>
+      </w:r>
+    </w:p>
+    <w:p>
+      <w:pPr>
+        <w:rPr>
+          <w:rFonts w:hint="eastAsia"/>
+        </w:rPr>
+      </w:pPr>
+      <w:r>
+        <w:rPr>
+          <w:noProof/>
+        </w:rPr>
+        <w:drawing>
+          <wp:inline distT="0" distB="0" distL="0" distR="0" wp14:anchorId="279E40E3" wp14:editId="002137CE">
+            <wp:extent cx="2817081" cy="2951389"/>
+            <wp:effectExtent l="0" t="0" r="2540" b="1905"/>
+            <wp:docPr id="617816872" name="图片 1"/>
+            <wp:cNvGraphicFramePr>
+              <a:graphicFrameLocks xmlns:a="http://schemas.openxmlformats.org/drawingml/2006/main" noChangeAspect="1"/>
+            </wp:cNvGraphicFramePr>
+            <a:graphic xmlns:a="http://schemas.openxmlformats.org/drawingml/2006/main">
+              <a:graphicData uri="http://schemas.openxmlformats.org/drawingml/2006/picture">
+                <pic:pic xmlns:pic="http://schemas.openxmlformats.org/drawingml/2006/picture">
+                  <pic:nvPicPr>
+                    <pic:cNvPr id="617816872" name=""/>
+                    <pic:cNvPicPr/>
+                  </pic:nvPicPr>
+                  <pic:blipFill>
+                    <a:blip r:embed="rId11"/>
+                    <a:stretch>
+                      <a:fillRect/>
+                    </a:stretch>
+                  </pic:blipFill>
+                  <pic:spPr>
+                    <a:xfrm>
+                      <a:off x="0" y="0"/>
+                      <a:ext cx="2825816" cy="2960541"/>
+                    </a:xfrm>
+                    <a:prstGeom prst="rect">
+                      <a:avLst/>
+                    </a:prstGeom>
+                  </pic:spPr>
+                </pic:pic>
+              </a:graphicData>
+            </a:graphic>
+          </wp:inline>
+        </w:drawing>
+      </w:r>
+      <w:r>
+        <w:rPr>
+          <w:noProof/>
+        </w:rPr>
+        <w:lastRenderedPageBreak/>
+        <w:drawing>
+          <wp:inline distT="0" distB="0" distL="0" distR="0" wp14:anchorId="7840E681" wp14:editId="0CE46783">
+            <wp:extent cx="4381093" cy="1117690"/>
+            <wp:effectExtent l="0" t="0" r="635" b="6350"/>
+            <wp:docPr id="1008719414" name="图片 1"/>
+            <wp:cNvGraphicFramePr>
+              <a:graphicFrameLocks xmlns:a="http://schemas.openxmlformats.org/drawingml/2006/main" noChangeAspect="1"/>
+            </wp:cNvGraphicFramePr>
+            <a:graphic xmlns:a="http://schemas.openxmlformats.org/drawingml/2006/main">
+              <a:graphicData uri="http://schemas.openxmlformats.org/drawingml/2006/picture">
+                <pic:pic xmlns:pic="http://schemas.openxmlformats.org/drawingml/2006/picture">
+                  <pic:nvPicPr>
+                    <pic:cNvPr id="1008719414" name=""/>
+                    <pic:cNvPicPr/>
+                  </pic:nvPicPr>
+                  <pic:blipFill>
+                    <a:blip r:embed="rId12"/>
+                    <a:stretch>
+                      <a:fillRect/>
+                    </a:stretch>
+                  </pic:blipFill>
+                  <pic:spPr>
+                    <a:xfrm>
+                      <a:off x="0" y="0"/>
+                      <a:ext cx="4392238" cy="1120533"/>
+                    </a:xfrm>
+                    <a:prstGeom prst="rect">
+                      <a:avLst/>
+                    </a:prstGeom>
+                  </pic:spPr>
+                </pic:pic>
+              </a:graphicData>
+            </a:graphic>
+          </wp:inline>
+        </w:drawing>
+      </w:r>
+    </w:p>
+    <w:p>
+      <w:pPr>
+        <w:rPr>
+          <w:rFonts w:hint="eastAsia"/>
+        </w:rPr>
+      </w:pPr>
+      <w:r>
+        <w:rPr>
+          <w:rFonts w:hint="eastAsia"/>
+        </w:rPr>
+        <w:t>起一个名字，创建 代码片段配置如下：</w:t>
+      </w:r>
+    </w:p>
+    <w:p>
+      <w:pPr>
+        <w:rPr>
+          <w:rFonts w:hint="eastAsia"/>
+        </w:rPr>
+      </w:pPr>
+      <w:r>
+        <w:rPr>
+          <w:rFonts w:hint="eastAsia"/>
+        </w:rPr>
+        <w:object w:dxaOrig="1481" w:dyaOrig="1001" w14:anchorId="41462C76">
+          <v:shapetype id="_x0000_t75" coordsize="21600,21600" o:spt="75" o:preferrelative="t" path="m@4@5l@4@11@9@11@9@5xe" filled="f" stroked="f">
+            <v:stroke joinstyle="miter"/>
+            <v:formulas>
+              <v:f eqn="if lineDrawn pixelLineWidth 0"/>
+              <v:f eqn="sum @0 1 0"/>
+              <v:f eqn="sum 0 0 @1"/>
+              <v:f eqn="prod @2 1 2"/>
+              <v:f eqn="prod @3 21600 pixelWidth"/>
+              <v:f eqn="prod @3 21600 pixelHeight"/>
+              <v:f eqn="sum @0 0 1"/>
+              <v:f eqn="prod @6 1 2"/>
+              <v:f eqn="prod @7 21600 pixelWidth"/>
+              <v:f eqn="sum @8 21600 0"/>
+              <v:f eqn="prod @7 21600 pixelHeight"/>
+              <v:f eqn="sum @10 21600 0"/>
+            </v:formulas>
+            <v:path o:extrusionok="f" gradientshapeok="t" o:connecttype="rect"/>
+            <o:lock v:ext="edit" aspectratio="t"/>
+          </v:shapetype>
+          <v:shape id="_x0000_i1025" type="#_x0000_t75" style="width:74pt;height:50pt" o:ole="">
+            <v:imagedata r:id="rId13" o:title=""/>
+          </v:shape>
+          <o:OLEObject Type="Embed" ProgID="Package" ShapeID="_x0000_i1025" DrawAspect="Icon" ObjectID="_1849096629" r:id="rId14"/>
+        </w:object>
+      </w:r>
+    </w:p>
+    <w:p>
+      <w:pPr>
+        <w:rPr>
+          <w:rFonts w:hint="eastAsia"/>
+        </w:rPr>
+      </w:pPr>
+    </w:p>
+    <w:p>
+      <w:pPr>
+        <w:rPr>
+          <w:rFonts w:hint="eastAsia"/>
+        </w:rPr>
+      </w:pPr>
+      <w:proofErr w:type="spellStart"/>
+      <w:r>
+        <w:rPr>
+          <w:rFonts w:hint="eastAsia"/>
+        </w:rPr>
+        <w:t>af</w:t>
+      </w:r>
+      <w:proofErr w:type="spellEnd"/>
+      <w:r>
+        <w:rPr>
+          <w:rFonts w:hint="eastAsia"/>
+        </w:rPr>
+        <w:t xml:space="preserve"> 是箭头函数的意思：</w:t>
+      </w:r>
+      <w:r>
+        <w:t>Arrow function</w:t>
+      </w:r>
+      <w:r>
+        <w:rPr>
+          <w:rFonts w:hint="eastAsia"/>
+        </w:rPr>
+        <w:t>,</w:t>
+      </w:r>
+    </w:p>
+    <w:p>
+      <w:pPr>
+        <w:rPr>
+          <w:rFonts w:hint="eastAsia"/>
+        </w:rPr>
+      </w:pPr>
+      <w:r>
+        <w:rPr>
+          <w:noProof/>
+        </w:rPr>
+        <w:drawing>
+          <wp:inline distT="0" distB="0" distL="0" distR="0" wp14:anchorId="419344CB" wp14:editId="3C818711">
+            <wp:extent cx="3524605" cy="1308570"/>
+            <wp:effectExtent l="0" t="0" r="0" b="6350"/>
+            <wp:docPr id="2079253829" name="图片 1"/>
+            <wp:cNvGraphicFramePr>
+              <a:graphicFrameLocks xmlns:a="http://schemas.openxmlformats.org/drawingml/2006/main" noChangeAspect="1"/>
+            </wp:cNvGraphicFramePr>
+            <a:graphic xmlns:a="http://schemas.openxmlformats.org/drawingml/2006/main">
+              <a:graphicData uri="http://schemas.openxmlformats.org/drawingml/2006/picture">
+                <pic:pic xmlns:pic="http://schemas.openxmlformats.org/drawingml/2006/picture">
+                  <pic:nvPicPr>
+                    <pic:cNvPr id="2079253829" name=""/>
+                    <pic:cNvPicPr/>
+                  </pic:nvPicPr>
+                  <pic:blipFill>
+                    <a:blip r:embed="rId15"/>
+                    <a:stretch>
+                      <a:fillRect/>
+                    </a:stretch>
+                  </pic:blipFill>
+                  <pic:spPr>
+                    <a:xfrm>
+                      <a:off x="0" y="0"/>
+                      <a:ext cx="3537096" cy="1313208"/>
+                    </a:xfrm>
+                    <a:prstGeom prst="rect">
+                      <a:avLst/>
+                    </a:prstGeom>
+                  </pic:spPr>
+                </pic:pic>
+              </a:graphicData>
+            </a:graphic>
+          </wp:inline>
+        </w:drawing>
+      </w:r>
+    </w:p>
+    <w:p>
+      <w:pPr>
+        <w:rPr>
+          <w:rFonts w:hint="eastAsia"/>
+        </w:rPr>
+      </w:pPr>
+      <w:proofErr w:type="spellStart"/>
+      <w:r>
+        <w:rPr>
+          <w:rFonts w:hint="eastAsia"/>
+        </w:rPr>
+        <w:t>af</w:t>
+      </w:r>
+      <w:proofErr w:type="spellEnd"/>
+      <w:r>
+        <w:rPr>
+          <w:rFonts w:hint="eastAsia"/>
+        </w:rPr>
+        <w:t xml:space="preserve"> </w:t>
+      </w:r>
+      <w:r>
+        <w:tab/>
+      </w:r>
+      <w:r>
+        <w:tab/>
+      </w:r>
+      <w:r>
+        <w:tab/>
+      </w:r>
+      <w:r>
+        <w:t>() =&gt; {}</w:t>
+      </w:r>
+    </w:p>
+    <w:p>
+      <w:pPr>
+        <w:rPr>
+          <w:rFonts w:hint="eastAsia"/>
+        </w:rPr>
+      </w:pPr>
+      <w:proofErr w:type="spellStart"/>
+      <w:r>
+        <w:rPr>
+          <w:rFonts w:hint="eastAsia"/>
+        </w:rPr>
+        <w:t>afa</w:t>
+      </w:r>
+      <w:proofErr w:type="spellEnd"/>
+      <w:r>
+        <w:tab/>
+      </w:r>
+      <w:r>
+        <w:tab/>
+      </w:r>
+      <w:r>
+        <w:tab/>
+      </w:r>
+      <w:r>
+        <w:t>async () =&gt; {</w:t>
+      </w:r>
+      <w:r>
+        <w:rPr>
+          <w:rFonts w:hint="eastAsia"/>
+        </w:rPr>
+        <w:t>}</w:t>
+      </w:r>
+    </w:p>
+    <w:p>
+      <w:pPr>
+        <w:rPr>
+          <w:rFonts w:hint="eastAsia"/>
+        </w:rPr>
+      </w:pPr>
+      <w:r>
+        <w:rPr>
+          <w:rFonts w:hint="eastAsia"/>
+        </w:rPr>
+        <w:t>arf</w:t>
+      </w:r>
+      <w:r>
+        <w:tab/>
+      </w:r>
+      <w:r>
+        <w:tab/>
+      </w:r>
+      <w:r>
+        <w:tab/>
+      </w:r>
+      <w:r>
+        <w:t>() =</w:t>
+      </w:r>
+      <w:r>
+        <w:rPr>
+          <w:rFonts w:hint="eastAsia"/>
+        </w:rPr>
+        <w:t xml:space="preserve">&gt; </w:t>
+      </w:r>
+    </w:p>
+    <w:p>
+      <w:pPr>
+        <w:rPr>
+          <w:rFonts w:hint="eastAsia"/>
+        </w:rPr>
+      </w:pPr>
+      <w:proofErr w:type="spellStart"/>
+      <w:r>
+        <w:rPr>
+          <w:rFonts w:hint="eastAsia"/>
+        </w:rPr>
+        <w:t>caf</w:t>
+      </w:r>
+      <w:proofErr w:type="spellEnd"/>
+      <w:r>
+        <w:rPr>
+          <w:rFonts w:hint="eastAsia"/>
+        </w:rPr>
+        <w:t xml:space="preserve"> </w:t>
+      </w:r>
+      <w:r>
+        <w:tab/>
+      </w:r>
+      <w:r>
+        <w:tab/>
+      </w:r>
+      <w:r>
+        <w:tab/>
+      </w:r>
+      <w:r>
+        <w:t xml:space="preserve">const </w:t>
+      </w:r>
+      <w:proofErr w:type="spellStart"/>
+      <w:r>
+        <w:t>fn</w:t>
+      </w:r>
+      <w:proofErr w:type="spellEnd"/>
+      <w:r>
+        <w:t xml:space="preserve"> = () =&gt; {</w:t>
+      </w:r>
+      <w:r>
+        <w:rPr>
+          <w:rFonts w:hint="eastAsia"/>
+        </w:rPr>
+        <w:t>}</w:t>
+      </w:r>
+    </w:p>
+    <w:p>
+      <w:pPr>
+        <w:rPr>
+          <w:rFonts w:hint="eastAsia"/>
+        </w:rPr>
+      </w:pPr>
+      <w:proofErr w:type="spellStart"/>
+      <w:r>
+        <w:rPr>
+          <w:rFonts w:hint="eastAsia"/>
+        </w:rPr>
+        <w:t>ll</w:t>
+      </w:r>
+      <w:proofErr w:type="spellEnd"/>
+      <w:r>
+        <w:rPr>
+          <w:rFonts w:hint="eastAsia"/>
+        </w:rPr>
+        <w:t xml:space="preserve"> </w:t>
+      </w:r>
+    </w:p>
+    <w:p>
+      <w:pPr>
+        <w:rPr>
+          <w:rFonts w:hint="eastAsia"/>
+        </w:rPr>
+      </w:pPr>
+    </w:p>
+    <w:p>
+      <w:pPr>
+        <w:rPr>
+          <w:rFonts w:hint="eastAsia"/>
+        </w:rPr>
+      </w:pPr>
+    </w:p>
+    <w:p>
+      <w:pPr>
+        <w:rPr>
+          <w:rFonts w:hint="eastAsia"/>
+        </w:rPr>
+      </w:pPr>
+    </w:p>
+    <w:p>
+      <w:pPr>
+        <w:pStyle w:val="2"/>
+        <w:rPr>
+          <w:rFonts w:hint="eastAsia"/>
+        </w:rPr>
+      </w:pPr>
+      <w:r>
+        <w:t>Vue3</w:t>
+      </w:r>
+      <w:r>
+        <w:rPr>
+          <w:rFonts w:hint="eastAsia"/>
+        </w:rPr>
+        <w:t>断点设置</w:t>
+      </w:r>
+    </w:p>
+    <w:p>
+      <w:pPr>
+        <w:pStyle w:val="3"/>
+        <w:rPr>
+          <w:rFonts w:hint="eastAsia"/>
+        </w:rPr>
+      </w:pPr>
+      <w:r>
+        <w:rPr>
+          <w:rFonts w:hint="eastAsia"/>
+        </w:rPr>
+        <w:t>1</w:t>
+      </w:r>
+      <w:r>
+        <w:t>.启动</w:t>
+      </w:r>
+      <w:proofErr w:type="spellStart"/>
+      <w:r>
+        <w:t>vue</w:t>
+      </w:r>
+      <w:proofErr w:type="spellEnd"/>
+    </w:p>
+    <w:p>
+      <w:pPr>
+        <w:pStyle w:val="a9"/>
+        <w:ind w:left="360"/>
+        <w:rPr>
+          <w:rFonts w:hint="eastAsia"/>
+        </w:rPr>
+      </w:pPr>
+      <w:proofErr w:type="spellStart"/>
+      <w:r>
+        <w:t>npm</w:t>
+      </w:r>
+      <w:proofErr w:type="spellEnd"/>
+      <w:r>
+        <w:t xml:space="preserve"> run dev</w:t>
+      </w:r>
+    </w:p>
+    <w:p>
+      <w:pPr>
+        <w:rPr>
+          <w:rFonts w:hint="eastAsia"/>
+        </w:rPr>
+      </w:pPr>
+      <w:r>
+        <w:rPr>
+          <w:noProof/>
+        </w:rPr>
+        <w:drawing>
+          <wp:inline distT="0" distB="0" distL="0" distR="0" wp14:anchorId="5F93E9AF" wp14:editId="4878CFCA">
+            <wp:extent cx="3763706" cy="1459523"/>
+            <wp:effectExtent l="0" t="0" r="8255" b="7620"/>
+            <wp:docPr id="1" name="图片 1"/>
+            <wp:cNvGraphicFramePr>
+              <a:graphicFrameLocks xmlns:a="http://schemas.openxmlformats.org/drawingml/2006/main" noChangeAspect="1"/>
+            </wp:cNvGraphicFramePr>
+            <a:graphic xmlns:a="http://schemas.openxmlformats.org/drawingml/2006/main">
+              <a:graphicData uri="http://schemas.openxmlformats.org/drawingml/2006/picture">
+                <pic:pic xmlns:pic="http://schemas.openxmlformats.org/drawingml/2006/picture">
+                  <pic:nvPicPr>
+                    <pic:cNvPr id="1" name=""/>
+                    <pic:cNvPicPr/>
+                  </pic:nvPicPr>
+                  <pic:blipFill>
+                    <a:blip r:embed="rId16"/>
+                    <a:stretch>
+                      <a:fillRect/>
+                    </a:stretch>
+                  </pic:blipFill>
+                  <pic:spPr>
+                    <a:xfrm>
+                      <a:off x="0" y="0"/>
+                      <a:ext cx="3779576" cy="1465677"/>
+                    </a:xfrm>
+                    <a:prstGeom prst="rect">
+                      <a:avLst/>
+                    </a:prstGeom>
+                  </pic:spPr>
+                </pic:pic>
+              </a:graphicData>
+            </a:graphic>
+          </wp:inline>
+        </w:drawing>
+      </w:r>
+    </w:p>
+    <w:p>
+      <w:pPr>
+        <w:pStyle w:val="3"/>
+        <w:rPr>
+          <w:rFonts w:hint="eastAsia"/>
+        </w:rPr>
+      </w:pPr>
+      <w:r>
+        <w:rPr>
+          <w:rFonts w:hint="eastAsia"/>
+        </w:rPr>
+        <w:lastRenderedPageBreak/>
+        <w:t>2</w:t>
+      </w:r>
+      <w:r>
+        <w:t>.</w:t>
+      </w:r>
+      <w:r>
+        <w:rPr>
+          <w:rFonts w:hint="eastAsia"/>
+        </w:rPr>
+        <w:t>创建</w:t>
+      </w:r>
+      <w:proofErr w:type="spellStart"/>
+      <w:r>
+        <w:t>L</w:t>
+      </w:r>
+      <w:r>
+        <w:rPr>
+          <w:rFonts w:hint="eastAsia"/>
+        </w:rPr>
+        <w:t>au</w:t>
+      </w:r>
+      <w:r>
+        <w:t>nch.json</w:t>
+      </w:r>
+      <w:proofErr w:type="spellEnd"/>
+      <w:r>
+        <w:rPr>
+          <w:rFonts w:hint="eastAsia"/>
+        </w:rPr>
+        <w:t>文件</w:t>
+      </w:r>
+    </w:p>
+    <w:p>
+      <w:pPr>
+        <w:rPr>
+          <w:rFonts w:hint="eastAsia"/>
+        </w:rPr>
+      </w:pPr>
+      <w:r>
+        <w:rPr>
+          <w:noProof/>
+        </w:rPr>
+        <w:drawing>
+          <wp:inline distT="0" distB="0" distL="0" distR="0" wp14:anchorId="5DC863D4" wp14:editId="6BAAA7FC">
+            <wp:extent cx="2450123" cy="2992443"/>
+            <wp:effectExtent l="0" t="0" r="7620" b="0"/>
+            <wp:docPr id="2" name="图片 2"/>
+            <wp:cNvGraphicFramePr>
+              <a:graphicFrameLocks xmlns:a="http://schemas.openxmlformats.org/drawingml/2006/main" noChangeAspect="1"/>
+            </wp:cNvGraphicFramePr>
+            <a:graphic xmlns:a="http://schemas.openxmlformats.org/drawingml/2006/main">
+              <a:graphicData uri="http://schemas.openxmlformats.org/drawingml/2006/picture">
+                <pic:pic xmlns:pic="http://schemas.openxmlformats.org/drawingml/2006/picture">
+                  <pic:nvPicPr>
+                    <pic:cNvPr id="1" name=""/>
+                    <pic:cNvPicPr/>
+                  </pic:nvPicPr>
+                  <pic:blipFill>
+                    <a:blip r:embed="rId17"/>
+                    <a:stretch>
+                      <a:fillRect/>
+                    </a:stretch>
+                  </pic:blipFill>
+                  <pic:spPr>
+                    <a:xfrm>
+                      <a:off x="0" y="0"/>
+                      <a:ext cx="2473874" cy="3021451"/>
+                    </a:xfrm>
+                    <a:prstGeom prst="rect">
+                      <a:avLst/>
+                    </a:prstGeom>
+                  </pic:spPr>
+                </pic:pic>
+              </a:graphicData>
+            </a:graphic>
+          </wp:inline>
+        </w:drawing>
+      </w:r>
+      <w:r>
+        <w:rPr>
+          <w:noProof/>
+        </w:rPr>
+        <w:drawing>
+          <wp:inline distT="0" distB="0" distL="0" distR="0" wp14:anchorId="0CFB64F0" wp14:editId="235BFE5E">
+            <wp:extent cx="2720565" cy="1548619"/>
+            <wp:effectExtent l="0" t="0" r="3810" b="0"/>
+            <wp:docPr id="3" name="图片 3"/>
+            <wp:cNvGraphicFramePr>
+              <a:graphicFrameLocks xmlns:a="http://schemas.openxmlformats.org/drawingml/2006/main" noChangeAspect="1"/>
+            </wp:cNvGraphicFramePr>
+            <a:graphic xmlns:a="http://schemas.openxmlformats.org/drawingml/2006/main">
+              <a:graphicData uri="http://schemas.openxmlformats.org/drawingml/2006/picture">
+                <pic:pic xmlns:pic="http://schemas.openxmlformats.org/drawingml/2006/picture">
+                  <pic:nvPicPr>
+                    <pic:cNvPr id="1" name=""/>
+                    <pic:cNvPicPr/>
+                  </pic:nvPicPr>
+                  <pic:blipFill>
+                    <a:blip r:embed="rId18"/>
+                    <a:stretch>
+                      <a:fillRect/>
+                    </a:stretch>
+                  </pic:blipFill>
+                  <pic:spPr>
+                    <a:xfrm>
+                      <a:off x="0" y="0"/>
+                      <a:ext cx="2727814" cy="1552745"/>
+                    </a:xfrm>
+                    <a:prstGeom prst="rect">
+                      <a:avLst/>
+                    </a:prstGeom>
+                  </pic:spPr>
+                </pic:pic>
+              </a:graphicData>
+            </a:graphic>
+          </wp:inline>
+        </w:drawing>
+      </w:r>
+    </w:p>
+    <w:p>
+      <w:pPr>
+        <w:pStyle w:val="3"/>
+        <w:rPr>
+          <w:rFonts w:hint="eastAsia"/>
+        </w:rPr>
+      </w:pPr>
+      <w:r>
+        <w:rPr>
+          <w:rFonts w:hint="eastAsia"/>
+        </w:rPr>
+        <w:t>3</w:t>
+      </w:r>
+      <w:r>
+        <w:t>.</w:t>
+      </w:r>
+      <w:r>
+        <w:rPr>
+          <w:rFonts w:hint="eastAsia"/>
+        </w:rPr>
+        <w:t>设置</w:t>
+      </w:r>
+      <w:proofErr w:type="spellStart"/>
+      <w:r>
+        <w:t>L</w:t>
+      </w:r>
+      <w:r>
+        <w:rPr>
+          <w:rFonts w:hint="eastAsia"/>
+        </w:rPr>
+        <w:t>au</w:t>
+      </w:r>
+      <w:r>
+        <w:t>nch.json</w:t>
+      </w:r>
+      <w:proofErr w:type="spellEnd"/>
+      <w:r>
+        <w:rPr>
+          <w:rFonts w:hint="eastAsia"/>
+        </w:rPr>
+        <w:t>文件</w:t>
+      </w:r>
+    </w:p>
+    <w:p>
+      <w:pPr>
+        <w:rPr>
+          <w:rFonts w:hint="eastAsia"/>
+        </w:rPr>
+      </w:pPr>
+      <w:r>
+        <w:rPr>
+          <w:noProof/>
+        </w:rPr>
+        <w:drawing>
+          <wp:inline distT="0" distB="0" distL="0" distR="0" wp14:anchorId="6C17847D" wp14:editId="6A4A42B9">
+            <wp:extent cx="5274310" cy="1846580"/>
+            <wp:effectExtent l="0" t="0" r="2540" b="1270"/>
+            <wp:docPr id="1872455474" name="图片 1"/>
+            <wp:cNvGraphicFramePr>
+              <a:graphicFrameLocks xmlns:a="http://schemas.openxmlformats.org/drawingml/2006/main" noChangeAspect="1"/>
+            </wp:cNvGraphicFramePr>
+            <a:graphic xmlns:a="http://schemas.openxmlformats.org/drawingml/2006/main">
+              <a:graphicData uri="http://schemas.openxmlformats.org/drawingml/2006/picture">
+                <pic:pic xmlns:pic="http://schemas.openxmlformats.org/drawingml/2006/picture">
+                  <pic:nvPicPr>
+                    <pic:cNvPr id="1872455474" name=""/>
+                    <pic:cNvPicPr/>
+                  </pic:nvPicPr>
+                  <pic:blipFill>
+                    <a:blip r:embed="rId19"/>
+                    <a:stretch>
+                      <a:fillRect/>
+                    </a:stretch>
+                  </pic:blipFill>
+                  <pic:spPr>
+                    <a:xfrm>
+                      <a:off x="0" y="0"/>
+                      <a:ext cx="5274310" cy="1846580"/>
+                    </a:xfrm>
+                    <a:prstGeom prst="rect">
+                      <a:avLst/>
+                    </a:prstGeom>
+                  </pic:spPr>
+                </pic:pic>
+              </a:graphicData>
+            </a:graphic>
+          </wp:inline>
+        </w:drawing>
+      </w:r>
+    </w:p>
+    <w:p>
+      <w:pPr>
+        <w:rPr>
+          <w:rFonts w:hint="eastAsia"/>
+          <w:b/>
+          <w:bCs/>
+          <w:sz w:val="28"/>
+          <w:szCs w:val="28"/>
+        </w:rPr>
+      </w:pPr>
+      <w:proofErr w:type="spellStart"/>
+      <w:r>
+        <w:rPr>
+          <w:rFonts w:hint="eastAsia"/>
+          <w:b/>
+          <w:bCs/>
+          <w:sz w:val="28"/>
+          <w:szCs w:val="28"/>
+        </w:rPr>
+        <w:t>Launch.json</w:t>
+      </w:r>
+      <w:proofErr w:type="spellEnd"/>
+    </w:p>
+    <w:p>
+      <w:pPr>
+        <w:rPr>
+          <w:rFonts w:hint="eastAsia"/>
+        </w:rPr>
+      </w:pPr>
+      <w:r>
+        <w:t>            "type": "chrome",</w:t>
+      </w:r>
+    </w:p>
+    <w:p>
+      <w:pPr>
+        <w:rPr>
+          <w:rFonts w:hint="eastAsia"/>
+        </w:rPr>
+      </w:pPr>
+      <w:r>
+        <w:t>            "request": "launch",</w:t>
+      </w:r>
+    </w:p>
+    <w:p>
+      <w:pPr>
+        <w:rPr>
+          <w:rFonts w:hint="eastAsia"/>
+        </w:rPr>
+      </w:pPr>
+      <w:r>
+        <w:t>            "name": "针对 localhost 启动 Chrome",</w:t>
+      </w:r>
+    </w:p>
+    <w:p>
+      <w:pPr>
+        <w:rPr>
+          <w:rFonts w:hint="eastAsia"/>
+        </w:rPr>
+      </w:pPr>
+      <w:r>
+        <w:t>            "</w:t>
+      </w:r>
+      <w:proofErr w:type="spellStart"/>
+      <w:r>
+        <w:t>url</w:t>
+      </w:r>
+      <w:proofErr w:type="spellEnd"/>
+      <w:r>
+        <w:t>": "http://localhost:5173",</w:t>
+      </w:r>
+    </w:p>
+    <w:p>
+      <w:pPr>
+        <w:rPr>
+          <w:rFonts w:hint="eastAsia"/>
+        </w:rPr>
+      </w:pPr>
+      <w:r>
+        <w:t>            "</w:t>
+      </w:r>
+      <w:proofErr w:type="spellStart"/>
+      <w:r>
+        <w:t>webRoot</w:t>
+      </w:r>
+      <w:proofErr w:type="spellEnd"/>
+      <w:r>
+        <w:t>": "${</w:t>
+      </w:r>
+      <w:proofErr w:type="spellStart"/>
+      <w:r>
+        <w:t>workspaceFolder</w:t>
+      </w:r>
+      <w:proofErr w:type="spellEnd"/>
+      <w:r>
+        <w:t>}/</w:t>
+      </w:r>
+      <w:proofErr w:type="spellStart"/>
+      <w:r>
+        <w:t>src</w:t>
+      </w:r>
+      <w:proofErr w:type="spellEnd"/>
+      <w:r>
+        <w:t>",</w:t>
+      </w:r>
+    </w:p>
+    <w:p>
+      <w:pPr>
+        <w:rPr>
+          <w:rFonts w:hint="eastAsia"/>
+        </w:rPr>
+      </w:pPr>
+    </w:p>
+    <w:p>
+      <w:pPr>
+        <w:rPr>
+          <w:rFonts w:hint="eastAsia"/>
+        </w:rPr>
+      </w:pPr>
+      <w:r>
+        <w:t>            "</w:t>
+      </w:r>
+      <w:proofErr w:type="spellStart"/>
+      <w:r>
+        <w:t>sourceMaps</w:t>
+      </w:r>
+      <w:proofErr w:type="spellEnd"/>
+      <w:r>
+        <w:t>": true,</w:t>
+      </w:r>
+    </w:p>
+    <w:p>
+      <w:pPr>
+        <w:rPr>
+          <w:rFonts w:hint="eastAsia"/>
+        </w:rPr>
+      </w:pPr>
+      <w:r>
+        <w:t>            "</w:t>
+      </w:r>
+      <w:proofErr w:type="spellStart"/>
+      <w:r>
+        <w:t>disableNetworkCache</w:t>
+      </w:r>
+      <w:proofErr w:type="spellEnd"/>
+      <w:r>
+        <w:t>": true,</w:t>
+      </w:r>
+    </w:p>
+    <w:p>
+      <w:pPr>
+        <w:rPr>
+          <w:rFonts w:hint="eastAsia"/>
+        </w:rPr>
+      </w:pPr>
+      <w:r>
+        <w:t>            "</w:t>
+      </w:r>
+      <w:proofErr w:type="spellStart"/>
+      <w:r>
+        <w:t>runtimeArgs</w:t>
+      </w:r>
+      <w:proofErr w:type="spellEnd"/>
+      <w:r>
+        <w:t>": ["--incognito"],</w:t>
+      </w:r>
+    </w:p>
+    <w:p>
+      <w:pPr>
+        <w:rPr>
+          <w:rFonts w:hint="eastAsia"/>
+        </w:rPr>
+      </w:pPr>
+      <w:r>
+        <w:t>            "</w:t>
+      </w:r>
+      <w:proofErr w:type="spellStart"/>
+      <w:r>
+        <w:t>enableContentValidation</w:t>
+      </w:r>
+      <w:proofErr w:type="spellEnd"/>
+      <w:r>
+        <w:t>": false,</w:t>
+      </w:r>
+    </w:p>
+    <w:p>
+      <w:pPr>
+        <w:rPr>
+          <w:rFonts w:hint="eastAsia"/>
+        </w:rPr>
+      </w:pPr>
+      <w:r>
+        <w:t>            "</w:t>
+      </w:r>
+      <w:proofErr w:type="spellStart"/>
+      <w:r>
+        <w:t>skipFiles</w:t>
+      </w:r>
+      <w:proofErr w:type="spellEnd"/>
+      <w:r>
+        <w:t>": [</w:t>
+      </w:r>
+    </w:p>
+    <w:p>
+      <w:pPr>
+        <w:rPr>
+          <w:rFonts w:hint="eastAsia"/>
+        </w:rPr>
+      </w:pPr>
+      <w:r>
+        <w:lastRenderedPageBreak/>
+        <w:t>                "${</w:t>
+      </w:r>
+      <w:proofErr w:type="spellStart"/>
+      <w:r>
+        <w:t>workspaceFolder</w:t>
+      </w:r>
+      <w:proofErr w:type="spellEnd"/>
+      <w:r>
+        <w:t>}/</w:t>
+      </w:r>
+      <w:proofErr w:type="spellStart"/>
+      <w:r>
+        <w:t>node_modules</w:t>
+      </w:r>
+      <w:proofErr w:type="spellEnd"/>
+      <w:r>
+        <w:t>/**"</w:t>
+      </w:r>
+    </w:p>
+    <w:p>
+      <w:pPr>
+        <w:rPr>
+          <w:rFonts w:hint="eastAsia"/>
+        </w:rPr>
+      </w:pPr>
+      <w:r>
+        <w:t>            ]</w:t>
+      </w:r>
+    </w:p>
+    <w:p>
+      <w:pPr>
+        <w:rPr>
+          <w:rFonts w:hint="eastAsia"/>
+        </w:rPr>
+      </w:pPr>
+    </w:p>
+    <w:p>
+      <w:pPr>
+        <w:rPr>
+          <w:rFonts w:hint="eastAsia"/>
+          <w:b/>
+          <w:bCs/>
+          <w:sz w:val="24"/>
+          <w:szCs w:val="24"/>
+        </w:rPr>
+      </w:pPr>
+      <w:r>
+        <w:rPr>
+          <w:rFonts w:hint="eastAsia"/>
+          <w:b/>
+          <w:bCs/>
+          <w:sz w:val="24"/>
+          <w:szCs w:val="24"/>
+        </w:rPr>
+        <w:t>Vite-</w:t>
+      </w:r>
+      <w:proofErr w:type="spellStart"/>
+      <w:r>
+        <w:rPr>
+          <w:rFonts w:hint="eastAsia"/>
+          <w:b/>
+          <w:bCs/>
+          <w:sz w:val="24"/>
+          <w:szCs w:val="24"/>
+        </w:rPr>
+        <w:t>config.ts</w:t>
+      </w:r>
+      <w:proofErr w:type="spellEnd"/>
+    </w:p>
+    <w:p>
+      <w:pPr>
+        <w:rPr>
+          <w:rFonts w:hint="eastAsia"/>
+        </w:rPr>
+      </w:pPr>
+      <w:r>
+        <w:t>build: {</w:t>
+      </w:r>
+    </w:p>
+    <w:p>
+      <w:pPr>
+        <w:rPr>
+          <w:rFonts w:hint="eastAsia"/>
+        </w:rPr>
+      </w:pPr>
+      <w:r>
+        <w:t xml:space="preserve">    </w:t>
+      </w:r>
+      <w:proofErr w:type="spellStart"/>
+      <w:r>
+        <w:t>sourcemap</w:t>
+      </w:r>
+      <w:proofErr w:type="spellEnd"/>
+      <w:r>
+        <w:t>: true,</w:t>
+      </w:r>
+    </w:p>
+    <w:p>
+      <w:pPr>
+        <w:rPr>
+          <w:rFonts w:hint="eastAsia"/>
+        </w:rPr>
+      </w:pPr>
+      <w:r>
+        <w:t>  },</w:t>
+      </w:r>
+    </w:p>
+    <w:p>
+      <w:pPr>
+        <w:rPr>
+          <w:rFonts w:hint="eastAsia"/>
+        </w:rPr>
+      </w:pPr>
+    </w:p>
+    <w:p>
+      <w:pPr>
+        <w:pStyle w:val="3"/>
+        <w:rPr>
+          <w:rFonts w:hint="eastAsia"/>
+        </w:rPr>
+      </w:pPr>
+      <w:r>
+        <w:rPr>
+          <w:rFonts w:hint="eastAsia"/>
+        </w:rPr>
+        <w:t>4</w:t>
+      </w:r>
+      <w:r>
+        <w:t>.</w:t>
+      </w:r>
+      <w:r>
+        <w:rPr>
+          <w:rFonts w:hint="eastAsia"/>
+        </w:rPr>
+        <w:t>调试</w:t>
+      </w:r>
+    </w:p>
+    <w:p>
+      <w:pPr>
+        <w:rPr>
+          <w:rFonts w:hint="eastAsia"/>
+        </w:rPr>
+      </w:pPr>
+      <w:proofErr w:type="spellStart"/>
+      <w:r>
+        <w:rPr>
+          <w:rFonts w:hint="eastAsia"/>
+        </w:rPr>
+        <w:t>n</w:t>
+      </w:r>
+      <w:r>
+        <w:t>pm</w:t>
+      </w:r>
+      <w:proofErr w:type="spellEnd"/>
+      <w:r>
+        <w:t xml:space="preserve"> run dev </w:t>
+      </w:r>
+      <w:r>
+        <w:rPr>
+          <w:rFonts w:hint="eastAsia"/>
+        </w:rPr>
+        <w:t>启动项目命令</w:t>
+      </w:r>
+    </w:p>
+    <w:p>
+      <w:pPr>
+        <w:rPr>
+          <w:rFonts w:hint="eastAsia"/>
+        </w:rPr>
+      </w:pPr>
+      <w:r>
+        <w:rPr>
+          <w:noProof/>
+        </w:rPr>
+        <w:drawing>
+          <wp:inline distT="0" distB="0" distL="0" distR="0" wp14:anchorId="36DAC41C" wp14:editId="01A24004">
+            <wp:extent cx="5274310" cy="2528570"/>
+            <wp:effectExtent l="0" t="0" r="2540" b="5080"/>
+            <wp:docPr id="5" name="图片 5"/>
+            <wp:cNvGraphicFramePr>
+              <a:graphicFrameLocks xmlns:a="http://schemas.openxmlformats.org/drawingml/2006/main" noChangeAspect="1"/>
+            </wp:cNvGraphicFramePr>
+            <a:graphic xmlns:a="http://schemas.openxmlformats.org/drawingml/2006/main">
+              <a:graphicData uri="http://schemas.openxmlformats.org/drawingml/2006/picture">
+                <pic:pic xmlns:pic="http://schemas.openxmlformats.org/drawingml/2006/picture">
+                  <pic:nvPicPr>
+                    <pic:cNvPr id="1" name=""/>
+                    <pic:cNvPicPr/>
+                  </pic:nvPicPr>
+                  <pic:blipFill>
+                    <a:blip r:embed="rId20"/>
+                    <a:stretch>
+                      <a:fillRect/>
+                    </a:stretch>
+                  </pic:blipFill>
+                  <pic:spPr>
+                    <a:xfrm>
+                      <a:off x="0" y="0"/>
+                      <a:ext cx="5274310" cy="2528570"/>
+                    </a:xfrm>
+                    <a:prstGeom prst="rect">
+                      <a:avLst/>
+                    </a:prstGeom>
+                  </pic:spPr>
+                </pic:pic>
+              </a:graphicData>
+            </a:graphic>
+          </wp:inline>
+        </w:drawing>
+      </w:r>
+    </w:p>
+    <w:p>
+      <w:pPr>
+        <w:rPr>
+          <w:rFonts w:hint="eastAsia"/>
+        </w:rPr>
+      </w:pPr>
+    </w:p>
+    <w:p>
+      <w:pPr>
+        <w:rPr>
+          <w:rFonts w:hint="eastAsia"/>
+        </w:rPr>
+      </w:pPr>
+    </w:p>
+    <w:p>
+      <w:pPr>
+        <w:rPr>
+          <w:rFonts w:hint="eastAsia"/>
+        </w:rPr>
+      </w:pPr>
+      <w:r>
+        <w:rPr>
+          <w:noProof/>
+        </w:rPr>
+        <w:drawing>
+          <wp:inline distT="0" distB="0" distL="0" distR="0" wp14:anchorId="487E84C3" wp14:editId="38B8063B">
+            <wp:extent cx="5274310" cy="2383155"/>
+            <wp:effectExtent l="0" t="0" r="2540" b="0"/>
+            <wp:docPr id="6" name="图片 6"/>
+            <wp:cNvGraphicFramePr>
+              <a:graphicFrameLocks xmlns:a="http://schemas.openxmlformats.org/drawingml/2006/main" noChangeAspect="1"/>
+            </wp:cNvGraphicFramePr>
+            <a:graphic xmlns:a="http://schemas.openxmlformats.org/drawingml/2006/main">
+              <a:graphicData uri="http://schemas.openxmlformats.org/drawingml/2006/picture">
+                <pic:pic xmlns:pic="http://schemas.openxmlformats.org/drawingml/2006/picture">
+                  <pic:nvPicPr>
+                    <pic:cNvPr id="1" name=""/>
+                    <pic:cNvPicPr/>
+                  </pic:nvPicPr>
+                  <pic:blipFill>
+                    <a:blip r:embed="rId21"/>
+                    <a:stretch>
+                      <a:fillRect/>
+                    </a:stretch>
+                  </pic:blipFill>
+                  <pic:spPr>
+                    <a:xfrm>
+                      <a:off x="0" y="0"/>
+                      <a:ext cx="5274310" cy="2383155"/>
+                    </a:xfrm>
+                    <a:prstGeom prst="rect">
+                      <a:avLst/>
+                    </a:prstGeom>
+                  </pic:spPr>
+                </pic:pic>
+              </a:graphicData>
+            </a:graphic>
+          </wp:inline>
+        </w:drawing>
+      </w:r>
+    </w:p>
+    <w:p>
+      <w:pPr>
+        <w:rPr>
+          <w:rFonts w:hint="eastAsia"/>
+        </w:rPr>
+      </w:pPr>
+    </w:p>
+    <w:p>
+      <w:pPr>
+        <w:rPr>
+          <w:rFonts w:hint="eastAsia"/>
+        </w:rPr>
+      </w:pPr>
+      <w:r>
+        <w:rPr>
+          <w:rFonts w:hint="eastAsia"/>
+        </w:rPr>
+        <w:t>以上配置断点没有问题，当debug 无法定位到 源代码时，可能有僵尸服务，导致代码为不是最新的</w:t>
+      </w:r>
+    </w:p>
+    <w:p>
+      <w:pPr>
+        <w:pStyle w:val="2"/>
+        <w:rPr>
+          <w:rFonts w:hint="eastAsia"/>
+        </w:rPr>
+      </w:pPr>
+      <w:r>
+        <w:lastRenderedPageBreak/>
         <w:t>J</w:t>
       </w:r>
       <w:r>
@@ -29,6 +2247,11 @@
       </w:r>
     </w:p>
     <w:p>
+      <w:pPr>
+        <w:rPr>
+          <w:rFonts w:hint="eastAsia"/>
+        </w:rPr>
+      </w:pPr>
       <w:r>
         <w:rPr>
           <w:noProof/>
@@ -49,7 +2272,7 @@
                     <pic:cNvPicPr/>
                   </pic:nvPicPr>
                   <pic:blipFill>
-                    <a:blip r:embed="rId7"/>
+                    <a:blip r:embed="rId22"/>
                     <a:stretch>
                       <a:fillRect/>
                     </a:stretch>
@@ -71,6 +2294,11 @@
       </w:r>
     </w:p>
     <w:p>
+      <w:pPr>
+        <w:rPr>
+          <w:rFonts w:hint="eastAsia"/>
+        </w:rPr>
+      </w:pPr>
       <w:r>
         <w:rPr>
           <w:noProof/>
@@ -91,7 +2319,7 @@
                     <pic:cNvPicPr/>
                   </pic:nvPicPr>
                   <pic:blipFill>
-                    <a:blip r:embed="rId8"/>
+                    <a:blip r:embed="rId23"/>
                     <a:stretch>
                       <a:fillRect/>
                     </a:stretch>
@@ -112,11 +2340,18 @@
         </w:drawing>
       </w:r>
     </w:p>
-    <w:p/>
+    <w:p>
+      <w:pPr>
+        <w:rPr>
+          <w:rFonts w:hint="eastAsia"/>
+        </w:rPr>
+      </w:pPr>
+    </w:p>
     <w:p>
       <w:pPr>
         <w:ind w:firstLineChars="100" w:firstLine="210"/>
         <w:rPr>
+          <w:rFonts w:hint="eastAsia"/>
           <w:b/>
           <w:bCs/>
         </w:rPr>
@@ -132,6 +2367,9 @@
     <w:p>
       <w:pPr>
         <w:ind w:firstLine="420"/>
+        <w:rPr>
+          <w:rFonts w:hint="eastAsia"/>
+        </w:rPr>
       </w:pPr>
       <w:r>
         <w:t>Java: Clean Java Language Server Workspace</w:t>
@@ -140,6 +2378,9 @@
     <w:p>
       <w:pPr>
         <w:ind w:firstLineChars="200" w:firstLine="420"/>
+        <w:rPr>
+          <w:rFonts w:hint="eastAsia"/>
+        </w:rPr>
       </w:pPr>
       <w:r>
         <w:t>Java: Force Java Compilation</w:t>
@@ -148,17 +2389,24 @@
     <w:p>
       <w:pPr>
         <w:ind w:firstLineChars="200" w:firstLine="420"/>
+        <w:rPr>
+          <w:rFonts w:hint="eastAsia"/>
+        </w:rPr>
       </w:pPr>
     </w:p>
     <w:p>
       <w:pPr>
         <w:ind w:firstLineChars="200" w:firstLine="420"/>
+        <w:rPr>
+          <w:rFonts w:hint="eastAsia"/>
+        </w:rPr>
       </w:pPr>
     </w:p>
     <w:p>
       <w:pPr>
         <w:ind w:firstLineChars="100" w:firstLine="210"/>
         <w:rPr>
+          <w:rFonts w:hint="eastAsia"/>
           <w:b/>
           <w:bCs/>
         </w:rPr>
@@ -175,14 +2423,36 @@
     <w:p>
       <w:pPr>
         <w:ind w:firstLine="420"/>
-      </w:pPr>
-      <w:r>
-        <w:t>打开项目根目录下的 .vscode/settings.json（没有就新建）</w:t>
+        <w:rPr>
+          <w:rFonts w:hint="eastAsia"/>
+        </w:rPr>
+      </w:pPr>
+      <w:r>
+        <w:t>打开项目根目录下的 .</w:t>
+      </w:r>
+      <w:proofErr w:type="spellStart"/>
+      <w:r>
+        <w:t>vscode</w:t>
+      </w:r>
+      <w:proofErr w:type="spellEnd"/>
+      <w:r>
+        <w:t>/</w:t>
+      </w:r>
+      <w:proofErr w:type="spellStart"/>
+      <w:r>
+        <w:t>settings.json</w:t>
+      </w:r>
+      <w:proofErr w:type="spellEnd"/>
+      <w:r>
+        <w:t>（没有就新建）</w:t>
       </w:r>
     </w:p>
     <w:p>
       <w:pPr>
         <w:ind w:firstLine="420"/>
+        <w:rPr>
+          <w:rFonts w:hint="eastAsia"/>
+        </w:rPr>
       </w:pPr>
       <w:r>
         <w:t>追加配置，统一编译输出目录（和 Eclipse 保持一致）：</w:t>
@@ -191,11 +2461,17 @@
     <w:p>
       <w:pPr>
         <w:ind w:firstLineChars="200" w:firstLine="420"/>
+        <w:rPr>
+          <w:rFonts w:hint="eastAsia"/>
+        </w:rPr>
       </w:pPr>
     </w:p>
     <w:p>
       <w:pPr>
         <w:ind w:firstLineChars="200" w:firstLine="420"/>
+        <w:rPr>
+          <w:rFonts w:hint="eastAsia"/>
+        </w:rPr>
       </w:pPr>
       <w:r>
         <w:t>{</w:t>
@@ -204,30 +2480,76 @@
     <w:p>
       <w:pPr>
         <w:ind w:firstLineChars="200" w:firstLine="420"/>
-      </w:pPr>
-      <w:r>
-        <w:t xml:space="preserve">    "java.project.outputPath": "bin",</w:t>
+        <w:rPr>
+          <w:rFonts w:hint="eastAsia"/>
+        </w:rPr>
+      </w:pPr>
+      <w:r>
+        <w:t xml:space="preserve">    "</w:t>
+      </w:r>
+      <w:proofErr w:type="spellStart"/>
+      <w:proofErr w:type="gramStart"/>
+      <w:r>
+        <w:t>java.project</w:t>
+      </w:r>
+      <w:proofErr w:type="gramEnd"/>
+      <w:r>
+        <w:t>.outputPath</w:t>
+      </w:r>
+      <w:proofErr w:type="spellEnd"/>
+      <w:r>
+        <w:t>": "bin",</w:t>
       </w:r>
     </w:p>
     <w:p>
       <w:pPr>
         <w:ind w:firstLineChars="200" w:firstLine="420"/>
-      </w:pPr>
-      <w:r>
-        <w:t xml:space="preserve">    "java.project.sourcePaths": [</w:t>
+        <w:rPr>
+          <w:rFonts w:hint="eastAsia"/>
+        </w:rPr>
+      </w:pPr>
+      <w:r>
+        <w:t xml:space="preserve">    "</w:t>
+      </w:r>
+      <w:proofErr w:type="spellStart"/>
+      <w:proofErr w:type="gramStart"/>
+      <w:r>
+        <w:t>java.project</w:t>
+      </w:r>
+      <w:proofErr w:type="gramEnd"/>
+      <w:r>
+        <w:t>.sourcePaths</w:t>
+      </w:r>
+      <w:proofErr w:type="spellEnd"/>
+      <w:r>
+        <w:t>": [</w:t>
       </w:r>
     </w:p>
     <w:p>
       <w:pPr>
         <w:ind w:firstLineChars="200" w:firstLine="420"/>
-      </w:pPr>
-      <w:r>
-        <w:t xml:space="preserve">        "src"</w:t>
+        <w:rPr>
+          <w:rFonts w:hint="eastAsia"/>
+        </w:rPr>
+      </w:pPr>
+      <w:r>
+        <w:t xml:space="preserve">        "</w:t>
+      </w:r>
+      <w:proofErr w:type="spellStart"/>
+      <w:r>
+        <w:t>src</w:t>
+      </w:r>
+      <w:proofErr w:type="spellEnd"/>
+      <w:r>
+        <w:t>"</w:t>
       </w:r>
     </w:p>
     <w:p>
       <w:pPr>
         <w:ind w:firstLineChars="200" w:firstLine="420"/>
+        <w:rPr>
+          <w:rFonts w:hint="eastAsia"/>
+        </w:rPr>
       </w:pPr>
       <w:r>
         <w:t xml:space="preserve">    ]</w:t>
@@ -236,6 +2558,9 @@
     <w:p>
       <w:pPr>
         <w:ind w:firstLineChars="200" w:firstLine="420"/>
+        <w:rPr>
+          <w:rFonts w:hint="eastAsia"/>
+        </w:rPr>
       </w:pPr>
       <w:r>
         <w:t>}</w:t>
@@ -244,6 +2569,9 @@
     <w:p>
       <w:pPr>
         <w:ind w:firstLineChars="200" w:firstLine="420"/>
+        <w:rPr>
+          <w:rFonts w:hint="eastAsia"/>
+        </w:rPr>
       </w:pPr>
       <w:r>
         <w:rPr>
@@ -265,7 +2593,7 @@
                     <pic:cNvPicPr/>
                   </pic:nvPicPr>
                   <pic:blipFill>
-                    <a:blip r:embed="rId9"/>
+                    <a:blip r:embed="rId24"/>
                     <a:stretch>
                       <a:fillRect/>
                     </a:stretch>
@@ -289,16 +2617,25 @@
     <w:p>
       <w:pPr>
         <w:pStyle w:val="2"/>
-      </w:pPr>
-      <w:r>
-        <w:rPr>
-          <w:rFonts w:hint="eastAsia"/>
-        </w:rPr>
-        <w:lastRenderedPageBreak/>
+        <w:rPr>
+          <w:rFonts w:hint="eastAsia"/>
+        </w:rPr>
+      </w:pPr>
+      <w:proofErr w:type="spellStart"/>
+      <w:r>
+        <w:rPr>
+          <w:rFonts w:hint="eastAsia"/>
+        </w:rPr>
         <w:t>svn</w:t>
       </w:r>
-    </w:p>
-    <w:p>
+      <w:proofErr w:type="spellEnd"/>
+    </w:p>
+    <w:p>
+      <w:pPr>
+        <w:rPr>
+          <w:rFonts w:hint="eastAsia"/>
+        </w:rPr>
+      </w:pPr>
       <w:r>
         <w:rPr>
           <w:noProof/>
@@ -319,7 +2656,7 @@
                     <pic:cNvPicPr/>
                   </pic:nvPicPr>
                   <pic:blipFill>
-                    <a:blip r:embed="rId10"/>
+                    <a:blip r:embed="rId25"/>
                     <a:stretch>
                       <a:fillRect/>
                     </a:stretch>
@@ -341,10 +2678,16 @@
       </w:r>
     </w:p>
     <w:p>
-      <w:r>
-        <w:rPr>
-          <w:rFonts w:hint="eastAsia"/>
-        </w:rPr>
+      <w:pPr>
+        <w:rPr>
+          <w:rFonts w:hint="eastAsia"/>
+        </w:rPr>
+      </w:pPr>
+      <w:r>
+        <w:rPr>
+          <w:rFonts w:hint="eastAsia"/>
+        </w:rPr>
+        <w:lastRenderedPageBreak/>
         <w:t>需要安装旧的版本:</w:t>
       </w:r>
       <w:r>
@@ -352,6 +2695,11 @@
       </w:r>
     </w:p>
     <w:p>
+      <w:pPr>
+        <w:rPr>
+          <w:rFonts w:hint="eastAsia"/>
+        </w:rPr>
+      </w:pPr>
       <w:r>
         <w:rPr>
           <w:noProof/>
@@ -372,7 +2720,7 @@
                     <pic:cNvPicPr/>
                   </pic:nvPicPr>
                   <pic:blipFill>
-                    <a:blip r:embed="rId11"/>
+                    <a:blip r:embed="rId26"/>
                     <a:stretch>
                       <a:fillRect/>
                     </a:stretch>
@@ -393,11 +2741,26 @@
         </w:drawing>
       </w:r>
     </w:p>
-    <w:p/>
-    <w:p/>
+    <w:p>
+      <w:pPr>
+        <w:rPr>
+          <w:rFonts w:hint="eastAsia"/>
+        </w:rPr>
+      </w:pPr>
+    </w:p>
+    <w:p>
+      <w:pPr>
+        <w:rPr>
+          <w:rFonts w:hint="eastAsia"/>
+        </w:rPr>
+      </w:pPr>
+    </w:p>
     <w:p>
       <w:pPr>
         <w:pStyle w:val="2"/>
+        <w:rPr>
+          <w:rFonts w:hint="eastAsia"/>
+        </w:rPr>
       </w:pPr>
       <w:r>
         <w:rPr>
@@ -407,6 +2770,11 @@
       </w:r>
     </w:p>
     <w:p>
+      <w:pPr>
+        <w:rPr>
+          <w:rFonts w:hint="eastAsia"/>
+        </w:rPr>
+      </w:pPr>
       <w:r>
         <w:rPr>
           <w:noProof/>
@@ -427,7 +2795,7 @@
                     <pic:cNvPicPr/>
                   </pic:nvPicPr>
                   <pic:blipFill>
-                    <a:blip r:embed="rId12"/>
+                    <a:blip r:embed="rId27"/>
                     <a:stretch>
                       <a:fillRect/>
                     </a:stretch>
@@ -448,20 +2816,55 @@
         </w:drawing>
       </w:r>
     </w:p>
-    <w:p/>
-    <w:p>
+    <w:p>
+      <w:pPr>
+        <w:rPr>
+          <w:rFonts w:hint="eastAsia"/>
+        </w:rPr>
+      </w:pPr>
+    </w:p>
+    <w:p>
+      <w:pPr>
+        <w:rPr>
+          <w:rFonts w:hint="eastAsia"/>
+        </w:rPr>
+      </w:pPr>
       <w:r>
         <w:t>{</w:t>
       </w:r>
     </w:p>
     <w:p>
-      <w:r>
-        <w:t xml:space="preserve">   "files.exclude": {</w:t>
-      </w:r>
-    </w:p>
-    <w:p>
-      <w:r>
-        <w:t xml:space="preserve">       "**/.</w:t>
+      <w:pPr>
+        <w:rPr>
+          <w:rFonts w:hint="eastAsia"/>
+        </w:rPr>
+      </w:pPr>
+      <w:r>
+        <w:t xml:space="preserve">   "</w:t>
+      </w:r>
+      <w:proofErr w:type="spellStart"/>
+      <w:proofErr w:type="gramStart"/>
+      <w:r>
+        <w:t>files.exclude</w:t>
+      </w:r>
+      <w:proofErr w:type="spellEnd"/>
+      <w:proofErr w:type="gramEnd"/>
+      <w:r>
+        <w:t>": {</w:t>
+      </w:r>
+    </w:p>
+    <w:p>
+      <w:pPr>
+        <w:rPr>
+          <w:rFonts w:hint="eastAsia"/>
+        </w:rPr>
+      </w:pPr>
+      <w:r>
+        <w:t xml:space="preserve">       "**</w:t>
+      </w:r>
+      <w:proofErr w:type="gramStart"/>
+      <w:r>
+        <w:t>/.</w:t>
       </w:r>
       <w:r>
         <w:rPr>
@@ -469,13 +2872,23 @@
         </w:rPr>
         <w:t>idea</w:t>
       </w:r>
+      <w:proofErr w:type="gramEnd"/>
       <w:r>
         <w:t>": true,</w:t>
       </w:r>
     </w:p>
     <w:p>
-      <w:r>
-        <w:t xml:space="preserve">       "**/.</w:t>
+      <w:pPr>
+        <w:rPr>
+          <w:rFonts w:hint="eastAsia"/>
+        </w:rPr>
+      </w:pPr>
+      <w:r>
+        <w:t xml:space="preserve">       "**</w:t>
+      </w:r>
+      <w:proofErr w:type="gramStart"/>
+      <w:r>
+        <w:t>/.</w:t>
       </w:r>
       <w:r>
         <w:rPr>
@@ -483,58 +2896,96 @@
         </w:rPr>
         <w:t>eclipse</w:t>
       </w:r>
+      <w:proofErr w:type="gramEnd"/>
       <w:r>
         <w:t>": true,</w:t>
       </w:r>
     </w:p>
     <w:p>
-      <w:r>
+      <w:pPr>
+        <w:rPr>
+          <w:rFonts w:hint="eastAsia"/>
+        </w:rPr>
+      </w:pPr>
+      <w:r>
+        <w:t xml:space="preserve">       "**</w:t>
+      </w:r>
+      <w:proofErr w:type="gramStart"/>
+      <w:r>
+        <w:t>/</w:t>
+      </w:r>
+      <w:r>
+        <w:rPr>
+          <w:rFonts w:hint="eastAsia"/>
+        </w:rPr>
+        <w:t>.project</w:t>
+      </w:r>
+      <w:proofErr w:type="gramEnd"/>
+      <w:r>
+        <w:t>": true</w:t>
+      </w:r>
+    </w:p>
+    <w:p>
+      <w:pPr>
+        <w:rPr>
+          <w:rFonts w:hint="eastAsia"/>
+        </w:rPr>
+      </w:pPr>
+      <w:r>
+        <w:t xml:space="preserve">   }</w:t>
+      </w:r>
+    </w:p>
+    <w:p>
+      <w:pPr>
+        <w:rPr>
+          <w:rFonts w:hint="eastAsia"/>
+        </w:rPr>
+      </w:pPr>
+      <w:r>
+        <w:t>}</w:t>
+      </w:r>
+    </w:p>
+    <w:p>
+      <w:pPr>
+        <w:rPr>
+          <w:rFonts w:hint="eastAsia"/>
+        </w:rPr>
+      </w:pPr>
+    </w:p>
+    <w:p>
+      <w:pPr>
+        <w:rPr>
+          <w:rFonts w:hint="eastAsia"/>
+        </w:rPr>
+      </w:pPr>
+    </w:p>
+    <w:p>
+      <w:pPr>
+        <w:rPr>
+          <w:rFonts w:hint="eastAsia"/>
+        </w:rPr>
+      </w:pPr>
+      <w:r>
+        <w:t>S</w:t>
+      </w:r>
+      <w:r>
+        <w:rPr>
+          <w:rFonts w:hint="eastAsia"/>
+        </w:rPr>
+        <w:t>etting 配置</w:t>
+      </w:r>
+    </w:p>
+    <w:p>
+      <w:pPr>
+        <w:rPr>
+          <w:rFonts w:hint="eastAsia"/>
+        </w:rPr>
+      </w:pPr>
+      <w:r>
+        <w:rPr>
+          <w:noProof/>
+        </w:rPr>
         <w:lastRenderedPageBreak/>
-        <w:t xml:space="preserve">       "**/</w:t>
-      </w:r>
-      <w:r>
-        <w:rPr>
-          <w:rFonts w:hint="eastAsia"/>
-        </w:rPr>
-        <w:t>.project</w:t>
-      </w:r>
-      <w:r>
-        <w:t>": true</w:t>
-      </w:r>
-    </w:p>
-    <w:p>
-      <w:r>
-        <w:t xml:space="preserve">   }</w:t>
-      </w:r>
-    </w:p>
-    <w:p>
-      <w:r>
-        <w:t>}</w:t>
-      </w:r>
-    </w:p>
-    <w:p/>
-    <w:p/>
-    <w:p>
-      <w:r>
-        <w:t>S</w:t>
-      </w:r>
-      <w:r>
-        <w:rPr>
-          <w:rFonts w:hint="eastAsia"/>
-        </w:rPr>
-        <w:t>etting 配置</w:t>
-      </w:r>
-    </w:p>
-    <w:p>
-      <w:pPr>
-        <w:rPr>
-          <w:rFonts w:hint="eastAsia"/>
-        </w:rPr>
-      </w:pPr>
-      <w:r>
-        <w:rPr>
-          <w:noProof/>
-        </w:rPr>
         <w:drawing>
           <wp:inline distT="0" distB="0" distL="0" distR="0" wp14:anchorId="4915E39C" wp14:editId="67C9B3D5">
             <wp:extent cx="5228128" cy="3915804"/>
@@ -551,7 +3002,7 @@
                     <pic:cNvPicPr/>
                   </pic:nvPicPr>
                   <pic:blipFill>
-                    <a:blip r:embed="rId13"/>
+                    <a:blip r:embed="rId28"/>
                     <a:stretch>
                       <a:fillRect/>
                     </a:stretch>
@@ -586,6 +3037,11 @@
 <w:endnotes xmlns:wpc="http://schemas.microsoft.com/office/word/2010/wordprocessingCanvas" xmlns:cx="http://schemas.microsoft.com/office/drawing/2014/chartex" xmlns:cx1="http://schemas.microsoft.com/office/drawing/2015/9/8/chartex" xmlns:cx2="http://schemas.microsoft.com/office/drawing/2015/10/21/chartex" xmlns:cx3="http://schemas.microsoft.com/office/drawing/2016/5/9/chartex" xmlns:cx4="http://schemas.microsoft.com/office/drawing/2016/5/10/chartex" xmlns:cx5="http://schemas.microsoft.com/office/drawing/2016/5/11/chartex" xmlns:cx6="http://schemas.microsoft.com/office/drawing/2016/5/12/chartex" xmlns:cx7="http://schemas.microsoft.com/office/drawing/2016/5/13/chartex" xmlns:cx8="http://schemas.microsoft.com/office/drawing/2016/5/14/chartex" xmlns:mc="http://schemas.openxmlformats.org/markup-compatibility/2006" xmlns:aink="http://schemas.microsoft.com/office/drawing/2016/ink" xmlns:am3d="http://schemas.microsoft.com/office/drawing/2017/model3d" xmlns:o="urn:schemas-microsoft-com:office:office" xmlns:oel="http://schemas.microsoft.com/office/2019/extlst" xmlns:r="http://schemas.openxmlformats.org/officeDocument/2006/relationships" xmlns:m="http://schemas.openxmlformats.org/officeDocument/2006/math" xmlns:v="urn:schemas-microsoft-com:vml" xmlns:wp14="http://schemas.microsoft.com/office/word/2010/wordprocessingDrawing" xmlns:wp="http://schemas.openxmlformats.org/drawingml/2006/wordprocessingDrawing" xmlns:w10="urn:schemas-microsoft-com:office:word" xmlns:w="http://schemas.openxmlformats.org/wordprocessingml/2006/main" xmlns:w14="http://schemas.microsoft.com/office/word/2010/wordml" xmlns:w15="http://schemas.microsoft.com/office/word/2012/wordml" xmlns:w16cex="http://schemas.microsoft.com/office/word/2018/wordml/cex" xmlns:w16cid="http://schemas.microsoft.com/office/word/2016/wordml/cid" xmlns:w16="http://schemas.microsoft.com/office/word/2018/wordml" xmlns:w16du="http://schemas.microsoft.com/office/word/2023/wordml/word16du" xmlns:w16sdtdh="http://schemas.microsoft.com/office/word/2020/wordml/sdtdatahash" xmlns:w16sdtfl="http://schemas.microsoft.com/office/word/2024/wordml/sdtformatlock" xmlns:w16se="http://schemas.microsoft.com/office/word/2015/wordml/symex" xmlns:wpg="http://schemas.microsoft.com/office/word/2010/wordprocessingGroup" xmlns:wpi="http://schemas.microsoft.com/office/word/2010/wordprocessingInk" xmlns:wne="http://schemas.microsoft.com/office/word/2006/wordml" xmlns:wps="http://schemas.microsoft.com/office/word/2010/wordprocessingShape" mc:Ignorable="w14 w15 w16se w16cid w16 w16cex w16sdtdh w16sdtfl w16du wp14">
   <w:endnote w:type="separator" w:id="-1">
     <w:p>
+      <w:pPr>
+        <w:rPr>
+          <w:rFonts w:hint="eastAsia"/>
+        </w:rPr>
+      </w:pPr>
       <w:r>
         <w:separator/>
       </w:r>
@@ -593,6 +3049,11 @@
   </w:endnote>
   <w:endnote w:type="continuationSeparator" w:id="0">
     <w:p>
+      <w:pPr>
+        <w:rPr>
+          <w:rFonts w:hint="eastAsia"/>
+        </w:rPr>
+      </w:pPr>
       <w:r>
         <w:continuationSeparator/>
       </w:r>
@@ -605,6 +3066,11 @@
 <w:footnotes xmlns:wpc="http://schemas.microsoft.com/office/word/2010/wordprocessingCanvas" xmlns:cx="http://schemas.microsoft.com/office/drawing/2014/chartex" xmlns:cx1="http://schemas.microsoft.com/office/drawing/2015/9/8/chartex" xmlns:cx2="http://schemas.microsoft.com/office/drawing/2015/10/21/chartex" xmlns:cx3="http://schemas.microsoft.com/office/drawing/2016/5/9/chartex" xmlns:cx4="http://schemas.microsoft.com/office/drawing/2016/5/10/chartex" xmlns:cx5="http://schemas.microsoft.com/office/drawing/2016/5/11/chartex" xmlns:cx6="http://schemas.microsoft.com/office/drawing/2016/5/12/chartex" xmlns:cx7="http://schemas.microsoft.com/office/drawing/2016/5/13/chartex" xmlns:cx8="http://schemas.microsoft.com/office/drawing/2016/5/14/chartex" xmlns:mc="http://schemas.openxmlformats.org/markup-compatibility/2006" xmlns:aink="http://schemas.microsoft.com/office/drawing/2016/ink" xmlns:am3d="http://schemas.microsoft.com/office/drawing/2017/model3d" xmlns:o="urn:schemas-microsoft-com:office:office" xmlns:oel="http://schemas.microsoft.com/office/2019/extlst" xmlns:r="http://schemas.openxmlformats.org/officeDocument/2006/relationships" xmlns:m="http://schemas.openxmlformats.org/officeDocument/2006/math" xmlns:v="urn:schemas-microsoft-com:vml" xmlns:wp14="http://schemas.microsoft.com/office/word/2010/wordprocessingDrawing" xmlns:wp="http://schemas.openxmlformats.org/drawingml/2006/wordprocessingDrawing" xmlns:w10="urn:schemas-microsoft-com:office:word" xmlns:w="http://schemas.openxmlformats.org/wordprocessingml/2006/main" xmlns:w14="http://schemas.microsoft.com/office/word/2010/wordml" xmlns:w15="http://schemas.microsoft.com/office/word/2012/wordml" xmlns:w16cex="http://schemas.microsoft.com/office/word/2018/wordml/cex" xmlns:w16cid="http://schemas.microsoft.com/office/word/2016/wordml/cid" xmlns:w16="http://schemas.microsoft.com/office/word/2018/wordml" xmlns:w16du="http://schemas.microsoft.com/office/word/2023/wordml/word16du" xmlns:w16sdtdh="http://schemas.microsoft.com/office/word/2020/wordml/sdtdatahash" xmlns:w16sdtfl="http://schemas.microsoft.com/office/word/2024/wordml/sdtformatlock" xmlns:w16se="http://schemas.microsoft.com/office/word/2015/wordml/symex" xmlns:wpg="http://schemas.microsoft.com/office/word/2010/wordprocessingGroup" xmlns:wpi="http://schemas.microsoft.com/office/word/2010/wordprocessingInk" xmlns:wne="http://schemas.microsoft.com/office/word/2006/wordml" xmlns:wps="http://schemas.microsoft.com/office/word/2010/wordprocessingShape" mc:Ignorable="w14 w15 w16se w16cid w16 w16cex w16sdtdh w16sdtfl w16du wp14">
   <w:footnote w:type="separator" w:id="-1">
     <w:p>
+      <w:pPr>
+        <w:rPr>
+          <w:rFonts w:hint="eastAsia"/>
+        </w:rPr>
+      </w:pPr>
       <w:r>
         <w:separator/>
       </w:r>
@@ -612,6 +3078,11 @@
   </w:footnote>
   <w:footnote w:type="continuationSeparator" w:id="0">
     <w:p>
+      <w:pPr>
+        <w:rPr>
+          <w:rFonts w:hint="eastAsia"/>
+        </w:rPr>
+      </w:pPr>
       <w:r>
         <w:continuationSeparator/>
       </w:r>
@@ -736,6 +3207,119 @@
     </w:lvl>
   </w:abstractNum>
   <w:abstractNum w:abstractNumId="1" w15:restartNumberingAfterBreak="0">
+    <w:nsid w:val="53F52D57"/>
+    <w:multiLevelType w:val="multilevel"/>
+    <w:tmpl w:val="4656BF2C"/>
+    <w:lvl w:ilvl="0">
+      <w:start w:val="1"/>
+      <w:numFmt w:val="decimal"/>
+      <w:lvlText w:val="%1."/>
+      <w:lvlJc w:val="left"/>
+      <w:pPr>
+        <w:tabs>
+          <w:tab w:val="num" w:pos="720"/>
+        </w:tabs>
+        <w:ind w:left="720" w:hanging="360"/>
+      </w:pPr>
+    </w:lvl>
+    <w:lvl w:ilvl="1" w:tentative="1">
+      <w:start w:val="1"/>
+      <w:numFmt w:val="decimal"/>
+      <w:lvlText w:val="%2."/>
+      <w:lvlJc w:val="left"/>
+      <w:pPr>
+        <w:tabs>
+          <w:tab w:val="num" w:pos="1440"/>
+        </w:tabs>
+        <w:ind w:left="1440" w:hanging="360"/>
+      </w:pPr>
+    </w:lvl>
+    <w:lvl w:ilvl="2" w:tentative="1">
+      <w:start w:val="1"/>
+      <w:numFmt w:val="decimal"/>
+      <w:lvlText w:val="%3."/>
+      <w:lvlJc w:val="left"/>
+      <w:pPr>
+        <w:tabs>
+          <w:tab w:val="num" w:pos="2160"/>
+        </w:tabs>
+        <w:ind w:left="2160" w:hanging="360"/>
+      </w:pPr>
+    </w:lvl>
+    <w:lvl w:ilvl="3" w:tentative="1">
+      <w:start w:val="1"/>
+      <w:numFmt w:val="decimal"/>
+      <w:lvlText w:val="%4."/>
+      <w:lvlJc w:val="left"/>
+      <w:pPr>
+        <w:tabs>
+          <w:tab w:val="num" w:pos="2880"/>
+        </w:tabs>
+        <w:ind w:left="2880" w:hanging="360"/>
+      </w:pPr>
+    </w:lvl>
+    <w:lvl w:ilvl="4" w:tentative="1">
+      <w:start w:val="1"/>
+      <w:numFmt w:val="decimal"/>
+      <w:lvlText w:val="%5."/>
+      <w:lvlJc w:val="left"/>
+      <w:pPr>
+        <w:tabs>
+          <w:tab w:val="num" w:pos="3600"/>
+        </w:tabs>
+        <w:ind w:left="3600" w:hanging="360"/>
+      </w:pPr>
+    </w:lvl>
+    <w:lvl w:ilvl="5" w:tentative="1">
+      <w:start w:val="1"/>
+      <w:numFmt w:val="decimal"/>
+      <w:lvlText w:val="%6."/>
+      <w:lvlJc w:val="left"/>
+      <w:pPr>
+        <w:tabs>
+          <w:tab w:val="num" w:pos="4320"/>
+        </w:tabs>
+        <w:ind w:left="4320" w:hanging="360"/>
+      </w:pPr>
+    </w:lvl>
+    <w:lvl w:ilvl="6" w:tentative="1">
+      <w:start w:val="1"/>
+      <w:numFmt w:val="decimal"/>
+      <w:lvlText w:val="%7."/>
+      <w:lvlJc w:val="left"/>
+      <w:pPr>
+        <w:tabs>
+          <w:tab w:val="num" w:pos="5040"/>
+        </w:tabs>
+        <w:ind w:left="5040" w:hanging="360"/>
+      </w:pPr>
+    </w:lvl>
+    <w:lvl w:ilvl="7" w:tentative="1">
+      <w:start w:val="1"/>
+      <w:numFmt w:val="decimal"/>
+      <w:lvlText w:val="%8."/>
+      <w:lvlJc w:val="left"/>
+      <w:pPr>
+        <w:tabs>
+          <w:tab w:val="num" w:pos="5760"/>
+        </w:tabs>
+        <w:ind w:left="5760" w:hanging="360"/>
+      </w:pPr>
+    </w:lvl>
+    <w:lvl w:ilvl="8" w:tentative="1">
+      <w:start w:val="1"/>
+      <w:numFmt w:val="decimal"/>
+      <w:lvlText w:val="%9."/>
+      <w:lvlJc w:val="left"/>
+      <w:pPr>
+        <w:tabs>
+          <w:tab w:val="num" w:pos="6480"/>
+        </w:tabs>
+        <w:ind w:left="6480" w:hanging="360"/>
+      </w:pPr>
+    </w:lvl>
+  </w:abstractNum>
+  <w:abstractNum w:abstractNumId="2" w15:restartNumberingAfterBreak="0">
     <w:nsid w:val="5F5F038A"/>
     <w:multiLevelType w:val="multilevel"/>
     <w:tmpl w:val="D7824B02"/>
@@ -852,6 +3436,9 @@
     <w:abstractNumId w:val="0"/>
   </w:num>
   <w:num w:numId="2" w16cid:durableId="276448508">
+    <w:abstractNumId w:val="2"/>
+  </w:num>
+  <w:num w:numId="3" w16cid:durableId="1376347934">
     <w:abstractNumId w:val="1"/>
   </w:num>
 </w:numbering>
@@ -1306,7 +3893,6 @@
     <w:next w:val="a"/>
     <w:link w:val="30"/>
     <w:uiPriority w:val="9"/>
-    <w:semiHidden/>
     <w:unhideWhenUsed/>
     <w:qFormat/>
     <w:rsid w:val="00D71B67"/>
@@ -1458,7 +4044,6 @@
   <w:style w:type="character" w:default="1" w:styleId="a0">
     <w:name w:val="Default Paragraph Font"/>
     <w:uiPriority w:val="1"/>
-    <w:semiHidden/>
     <w:unhideWhenUsed/>
   </w:style>
   <w:style w:type="table" w:default="1" w:styleId="a1">
@@ -1513,7 +4098,6 @@
     <w:basedOn w:val="a0"/>
     <w:link w:val="3"/>
     <w:uiPriority w:val="9"/>
-    <w:semiHidden/>
     <w:rsid w:val="00D71B67"/>
     <w:rPr>
       <w:rFonts w:asciiTheme="majorHAnsi" w:eastAsiaTheme="majorEastAsia" w:hAnsiTheme="majorHAnsi" w:cstheme="majorBidi"/>
@@ -1838,6 +4422,29 @@
       <w:szCs w:val="18"/>
     </w:rPr>
   </w:style>
+  <w:style w:type="character" w:styleId="af2">
+    <w:name w:val="Hyperlink"/>
+    <w:basedOn w:val="a0"/>
+    <w:uiPriority w:val="99"/>
+    <w:unhideWhenUsed/>
+    <w:rsid w:val="00452ACB"/>
+    <w:rPr>
+      <w:color w:val="467886" w:themeColor="hyperlink"/>
+      <w:u w:val="single"/>
+    </w:rPr>
+  </w:style>
+  <w:style w:type="character" w:styleId="af3">
+    <w:name w:val="FollowedHyperlink"/>
+    <w:basedOn w:val="a0"/>
+    <w:uiPriority w:val="99"/>
+    <w:semiHidden/>
+    <w:unhideWhenUsed/>
+    <w:rsid w:val="00452ACB"/>
+    <w:rPr>
+      <w:color w:val="96607D" w:themeColor="followedHyperlink"/>
+      <w:u w:val="single"/>
+    </w:rPr>
+  </w:style>
 </w:styles>
 </file>
 
